--- a/Documentations/Manuel-Larka-Gestionnaire.docx
+++ b/Documentations/Manuel-Larka-Gestionnaire.docx
@@ -4,7 +4,50 @@
   <w:body>
     <w:p>
       <w:pPr>
-        <w:spacing w:before="1500"/>
+        <w:spacing w:before="800" w:after="0"/>
+        <w:jc w:val="center"/>
+      </w:pPr>
+      <w:r>
+        <w:drawing>
+          <wp:inline distT="0" distB="0" distL="0" distR="0">
+            <wp:extent cx="1051560" cy="1051560"/>
+            <wp:effectExtent l="0" t="0" r="0" b="0"/>
+            <wp:docPr id="9001" name="Logo Larka" descr="Logo Larka"/>
+            <wp:cNvGraphicFramePr>
+              <a:graphicFrameLocks xmlns:a="http://schemas.openxmlformats.org/drawingml/2006/main" noChangeAspect="1"/>
+            </wp:cNvGraphicFramePr>
+            <a:graphic xmlns:a="http://schemas.openxmlformats.org/drawingml/2006/main">
+              <a:graphicData uri="http://schemas.openxmlformats.org/drawingml/2006/picture">
+                <pic:pic xmlns:pic="http://schemas.openxmlformats.org/drawingml/2006/picture">
+                  <pic:nvPicPr>
+                    <pic:cNvPr id="9001" name="Logo Larka"/>
+                    <pic:cNvPicPr/>
+                  </pic:nvPicPr>
+                  <pic:blipFill>
+                    <a:blip r:embed="rIdLogoLarka"/>
+                    <a:stretch>
+                      <a:fillRect/>
+                    </a:stretch>
+                  </pic:blipFill>
+                  <pic:spPr>
+                    <a:xfrm>
+                      <a:off x="0" y="0"/>
+                      <a:ext cx="1051560" cy="1051560"/>
+                    </a:xfrm>
+                    <a:prstGeom prst="rect">
+                      <a:avLst/>
+                    </a:prstGeom>
+                  </pic:spPr>
+                </pic:pic>
+              </a:graphicData>
+            </a:graphic>
+          </wp:inline>
+        </w:drawing>
+      </w:r>
+    </w:p>
+    <w:p>
+      <w:pPr>
+        <w:spacing w:before="200"/>
         <w:jc w:val="center"/>
       </w:pPr>
       <w:r>
@@ -127,7 +170,7 @@
                 <w:sz w:val="20"/>
                 <w:szCs w:val="20"/>
               </w:rPr>
-              <w:t>Pour les gestionnaires et administrateurs : gestion complète du parc, de la maintenance et de la configuration</w:t>
+              <w:t>Pour le gestionnaire, administrateur de l'organisation (tenant) : gestion complète du parc, de la maintenance et de la configuration</w:t>
             </w:r>
           </w:p>
         </w:tc>
@@ -148,7 +191,7 @@
           <w:sz w:val="19"/>
           <w:szCs w:val="19"/>
         </w:rPr>
-        <w:t xml:space="preserve">Version 1.0 (V1 — 1.0.0) — 6 août 2026</w:t>
+        <w:t xml:space="preserve">Manuels version 2.0 — Larka V.Beta 2.0.0 — 24 septembre 2026</w:t>
       </w:r>
     </w:p>
     <w:p>
@@ -218,44 +261,13 @@
             <w:instrText>TOC \h \o "1-3"</w:instrText>
             <w:fldChar w:fldCharType="separate"/>
           </w:r>
-          <w:hyperlink w:anchor="_Toc235786740" w:history="1">
+          <w:hyperlink w:anchor="_Toc235786741" w:history="1">
             <w:r>
               <w:rPr>
                 <w:rStyle w:val="Lienhypertexte"/>
                 <w:noProof/>
               </w:rPr>
-              <w:t>Sommaire</w:t>
-            </w:r>
-            <w:r>
-              <w:rPr>
-                <w:noProof/>
-              </w:rPr>
-              <w:tab/>
-              <w:fldChar w:fldCharType="begin"/>
-              <w:instrText xml:space="preserve"> PAGEREF _Toc235786740 \h </w:instrText>
-              <w:fldChar w:fldCharType="separate"/>
-              <w:t>2</w:t>
-              <w:fldChar w:fldCharType="end"/>
-            </w:r>
-          </w:hyperlink>
-        </w:p>
-        <w:p>
-          <w:pPr>
-            <w:pStyle w:val="TM1"/>
-            <w:tabs>
-              <w:tab w:val="right" w:leader="dot" w:pos="9350"/>
-            </w:tabs>
-            <w:rPr>
-              <w:noProof/>
-            </w:rPr>
-          </w:pPr>
-          <w:hyperlink w:anchor="_Toc235786741" w:history="1">
-            <w:r>
-              <w:rPr>
-                <w:rStyle w:val="Lienhypertexte"/>
-                <w:noProof/>
-              </w:rPr>
-              <w:t>Bienvenue</w:t>
+              <w:t xml:space="preserve">Bienvenue</w:t>
             </w:r>
             <w:r>
               <w:rPr>
@@ -286,7 +298,7 @@
                 <w:rStyle w:val="Lienhypertexte"/>
                 <w:noProof/>
               </w:rPr>
-              <w:t>Premiers pas</w:t>
+              <w:t xml:space="preserve">Premiers pas</w:t>
             </w:r>
             <w:r>
               <w:rPr>
@@ -317,7 +329,7 @@
                 <w:rStyle w:val="Lienhypertexte"/>
                 <w:noProof/>
               </w:rPr>
-              <w:t>Accéder à l'application</w:t>
+              <w:t xml:space="preserve">Accéder à l'application</w:t>
             </w:r>
             <w:r>
               <w:rPr>
@@ -348,7 +360,7 @@
                 <w:rStyle w:val="Lienhypertexte"/>
                 <w:noProof/>
               </w:rPr>
-              <w:t>Se connecter</w:t>
+              <w:t xml:space="preserve">Se connecter</w:t>
             </w:r>
             <w:r>
               <w:rPr>
@@ -379,7 +391,7 @@
                 <w:rStyle w:val="Lienhypertexte"/>
                 <w:noProof/>
               </w:rPr>
-              <w:t>Mot de passe oublié</w:t>
+              <w:t xml:space="preserve">Mot de passe oublié</w:t>
             </w:r>
             <w:r>
               <w:rPr>
@@ -410,7 +422,7 @@
                 <w:rStyle w:val="Lienhypertexte"/>
                 <w:noProof/>
               </w:rPr>
-              <w:t>Se repérer dans l'application</w:t>
+              <w:t xml:space="preserve">Se repérer dans l'application</w:t>
             </w:r>
             <w:r>
               <w:rPr>
@@ -441,7 +453,7 @@
                 <w:rStyle w:val="Lienhypertexte"/>
                 <w:noProof/>
               </w:rPr>
-              <w:t>L'écran principal</w:t>
+              <w:t xml:space="preserve">L'écran principal</w:t>
             </w:r>
             <w:r>
               <w:rPr>
@@ -472,7 +484,7 @@
                 <w:rStyle w:val="Lienhypertexte"/>
                 <w:noProof/>
               </w:rPr>
-              <w:t>Votre menu</w:t>
+              <w:t xml:space="preserve">Votre menu</w:t>
             </w:r>
             <w:r>
               <w:rPr>
@@ -503,7 +515,7 @@
                 <w:rStyle w:val="Lienhypertexte"/>
                 <w:noProof/>
               </w:rPr>
-              <w:t>La recherche</w:t>
+              <w:t xml:space="preserve">La recherche</w:t>
             </w:r>
             <w:r>
               <w:rPr>
@@ -534,7 +546,7 @@
                 <w:rStyle w:val="Lienhypertexte"/>
                 <w:noProof/>
               </w:rPr>
-              <w:t>Les notifications</w:t>
+              <w:t xml:space="preserve">Les notifications</w:t>
             </w:r>
             <w:r>
               <w:rPr>
@@ -565,7 +577,7 @@
                 <w:rStyle w:val="Lienhypertexte"/>
                 <w:noProof/>
               </w:rPr>
-              <w:t>Listes : créer, modifier, supprimer</w:t>
+              <w:t xml:space="preserve">Listes : créer, modifier, supprimer</w:t>
             </w:r>
             <w:r>
               <w:rPr>
@@ -596,7 +608,7 @@
                 <w:rStyle w:val="Lienhypertexte"/>
                 <w:noProof/>
               </w:rPr>
-              <w:t>Gérer le patrimoine et l'inventaire</w:t>
+              <w:t xml:space="preserve">Gérer le patrimoine et l'inventaire</w:t>
             </w:r>
             <w:r>
               <w:rPr>
@@ -627,7 +639,7 @@
                 <w:rStyle w:val="Lienhypertexte"/>
                 <w:noProof/>
               </w:rPr>
-              <w:t>Biens</w:t>
+              <w:t xml:space="preserve">Biens</w:t>
             </w:r>
             <w:r>
               <w:rPr>
@@ -658,7 +670,7 @@
                 <w:rStyle w:val="Lienhypertexte"/>
                 <w:noProof/>
               </w:rPr>
-              <w:t>Créer un bien</w:t>
+              <w:t xml:space="preserve">Créer un bien</w:t>
             </w:r>
             <w:r>
               <w:rPr>
@@ -689,7 +701,7 @@
                 <w:rStyle w:val="Lienhypertexte"/>
                 <w:noProof/>
               </w:rPr>
-              <w:t>Équipements</w:t>
+              <w:t xml:space="preserve">Équipements</w:t>
             </w:r>
             <w:r>
               <w:rPr>
@@ -720,7 +732,7 @@
                 <w:rStyle w:val="Lienhypertexte"/>
                 <w:noProof/>
               </w:rPr>
-              <w:t>Stock</w:t>
+              <w:t xml:space="preserve">Stock</w:t>
             </w:r>
             <w:r>
               <w:rPr>
@@ -751,7 +763,7 @@
                 <w:rStyle w:val="Lienhypertexte"/>
                 <w:noProof/>
               </w:rPr>
-              <w:t>Scanner un code</w:t>
+              <w:t xml:space="preserve">Scanner un code</w:t>
             </w:r>
             <w:r>
               <w:rPr>
@@ -782,7 +794,7 @@
                 <w:rStyle w:val="Lienhypertexte"/>
                 <w:noProof/>
               </w:rPr>
-              <w:t>Plans &amp; annuaire</w:t>
+              <w:t xml:space="preserve">Plans &amp; annuaire</w:t>
             </w:r>
             <w:r>
               <w:rPr>
@@ -791,6 +803,130 @@
               <w:tab/>
               <w:fldChar w:fldCharType="begin"/>
               <w:instrText xml:space="preserve"> PAGEREF _Toc235786758 \h </w:instrText>
+              <w:fldChar w:fldCharType="separate"/>
+              <w:t>9</w:t>
+              <w:fldChar w:fldCharType="end"/>
+            </w:r>
+          </w:hyperlink>
+        </w:p>
+        <w:p>
+          <w:pPr>
+            <w:pStyle w:val="TM2"/>
+            <w:tabs>
+              <w:tab w:val="right" w:leader="dot" w:pos="9350"/>
+            </w:tabs>
+            <w:rPr>
+              <w:noProof/>
+            </w:rPr>
+          </w:pPr>
+          <w:hyperlink w:anchor="_Toc235786788" w:history="1">
+            <w:r>
+              <w:rPr>
+                <w:rStyle w:val="Lienhypertexte"/>
+                <w:noProof/>
+              </w:rPr>
+              <w:t xml:space="preserve">Activer l'onglet Plans pour les demandeurs</w:t>
+            </w:r>
+            <w:r>
+              <w:rPr>
+                <w:noProof/>
+              </w:rPr>
+              <w:tab/>
+              <w:fldChar w:fldCharType="begin"/>
+              <w:instrText xml:space="preserve"> PAGEREF _Toc235786788 \h </w:instrText>
+              <w:fldChar w:fldCharType="separate"/>
+              <w:t>9</w:t>
+              <w:fldChar w:fldCharType="end"/>
+            </w:r>
+          </w:hyperlink>
+        </w:p>
+        <w:p>
+          <w:pPr>
+            <w:pStyle w:val="TM2"/>
+            <w:tabs>
+              <w:tab w:val="right" w:leader="dot" w:pos="9350"/>
+            </w:tabs>
+            <w:rPr>
+              <w:noProof/>
+            </w:rPr>
+          </w:pPr>
+          <w:hyperlink w:anchor="_Toc235786789" w:history="1">
+            <w:r>
+              <w:rPr>
+                <w:rStyle w:val="Lienhypertexte"/>
+                <w:noProof/>
+              </w:rPr>
+              <w:t xml:space="preserve">Créer un plan</w:t>
+            </w:r>
+            <w:r>
+              <w:rPr>
+                <w:noProof/>
+              </w:rPr>
+              <w:tab/>
+              <w:fldChar w:fldCharType="begin"/>
+              <w:instrText xml:space="preserve"> PAGEREF _Toc235786789 \h </w:instrText>
+              <w:fldChar w:fldCharType="separate"/>
+              <w:t>9</w:t>
+              <w:fldChar w:fldCharType="end"/>
+            </w:r>
+          </w:hyperlink>
+        </w:p>
+        <w:p>
+          <w:pPr>
+            <w:pStyle w:val="TM2"/>
+            <w:tabs>
+              <w:tab w:val="right" w:leader="dot" w:pos="9350"/>
+            </w:tabs>
+            <w:rPr>
+              <w:noProof/>
+            </w:rPr>
+          </w:pPr>
+          <w:hyperlink w:anchor="_Toc235786790" w:history="1">
+            <w:r>
+              <w:rPr>
+                <w:rStyle w:val="Lienhypertexte"/>
+                <w:noProof/>
+              </w:rPr>
+              <w:t xml:space="preserve">Placer une personne (bureau)</w:t>
+            </w:r>
+            <w:r>
+              <w:rPr>
+                <w:noProof/>
+              </w:rPr>
+              <w:tab/>
+              <w:fldChar w:fldCharType="begin"/>
+              <w:instrText xml:space="preserve"> PAGEREF _Toc235786790 \h </w:instrText>
+              <w:fldChar w:fldCharType="separate"/>
+              <w:t>9</w:t>
+              <w:fldChar w:fldCharType="end"/>
+            </w:r>
+          </w:hyperlink>
+        </w:p>
+        <w:p>
+          <w:pPr>
+            <w:pStyle w:val="TM2"/>
+            <w:tabs>
+              <w:tab w:val="right" w:leader="dot" w:pos="9350"/>
+            </w:tabs>
+            <w:rPr>
+              <w:noProof/>
+            </w:rPr>
+          </w:pPr>
+          <w:hyperlink w:anchor="_Toc235786791" w:history="1">
+            <w:r>
+              <w:rPr>
+                <w:rStyle w:val="Lienhypertexte"/>
+                <w:noProof/>
+              </w:rPr>
+              <w:t xml:space="preserve">Présence et agenda (option, Microsoft 365)</w:t>
+            </w:r>
+            <w:r>
+              <w:rPr>
+                <w:noProof/>
+              </w:rPr>
+              <w:tab/>
+              <w:fldChar w:fldCharType="begin"/>
+              <w:instrText xml:space="preserve"> PAGEREF _Toc235786791 \h </w:instrText>
               <w:fldChar w:fldCharType="separate"/>
               <w:t>9</w:t>
               <w:fldChar w:fldCharType="end"/>
@@ -813,7 +949,7 @@
                 <w:rStyle w:val="Lienhypertexte"/>
                 <w:noProof/>
               </w:rPr>
-              <w:t>Maintenance : interventions et contrats</w:t>
+              <w:t xml:space="preserve">Maintenance : interventions et contrats</w:t>
             </w:r>
             <w:r>
               <w:rPr>
@@ -844,7 +980,7 @@
                 <w:rStyle w:val="Lienhypertexte"/>
                 <w:noProof/>
               </w:rPr>
-              <w:t>Interventions</w:t>
+              <w:t xml:space="preserve">Interventions</w:t>
             </w:r>
             <w:r>
               <w:rPr>
@@ -875,7 +1011,7 @@
                 <w:rStyle w:val="Lienhypertexte"/>
                 <w:noProof/>
               </w:rPr>
-              <w:t>Créer une intervention</w:t>
+              <w:t xml:space="preserve">Créer une intervention</w:t>
             </w:r>
             <w:r>
               <w:rPr>
@@ -906,7 +1042,7 @@
                 <w:rStyle w:val="Lienhypertexte"/>
                 <w:noProof/>
               </w:rPr>
-              <w:t>Des demandes aux interventions</w:t>
+              <w:t xml:space="preserve">Des demandes aux interventions</w:t>
             </w:r>
             <w:r>
               <w:rPr>
@@ -937,7 +1073,7 @@
                 <w:rStyle w:val="Lienhypertexte"/>
                 <w:noProof/>
               </w:rPr>
-              <w:t>Contrats</w:t>
+              <w:t xml:space="preserve">Contrats</w:t>
             </w:r>
             <w:r>
               <w:rPr>
@@ -968,7 +1104,7 @@
                 <w:rStyle w:val="Lienhypertexte"/>
                 <w:noProof/>
               </w:rPr>
-              <w:t>Gestion</w:t>
+              <w:t xml:space="preserve">Gestion</w:t>
             </w:r>
             <w:r>
               <w:rPr>
@@ -999,7 +1135,7 @@
                 <w:rStyle w:val="Lienhypertexte"/>
                 <w:noProof/>
               </w:rPr>
-              <w:t>Gestion du matériel</w:t>
+              <w:t xml:space="preserve">Gestion du matériel</w:t>
             </w:r>
             <w:r>
               <w:rPr>
@@ -1030,7 +1166,7 @@
                 <w:rStyle w:val="Lienhypertexte"/>
                 <w:noProof/>
               </w:rPr>
-              <w:t>Historique</w:t>
+              <w:t xml:space="preserve">Historique</w:t>
             </w:r>
             <w:r>
               <w:rPr>
@@ -1061,7 +1197,7 @@
                 <w:rStyle w:val="Lienhypertexte"/>
                 <w:noProof/>
               </w:rPr>
-              <w:t>Demandes en cours et clôturées</w:t>
+              <w:t xml:space="preserve">Demandes en cours et clôturées</w:t>
             </w:r>
             <w:r>
               <w:rPr>
@@ -1092,7 +1228,7 @@
                 <w:rStyle w:val="Lienhypertexte"/>
                 <w:noProof/>
               </w:rPr>
-              <w:t>Énergie, carbone et mobilité</w:t>
+              <w:t xml:space="preserve">Énergie, carbone et mobilité</w:t>
             </w:r>
             <w:r>
               <w:rPr>
@@ -1123,7 +1259,7 @@
                 <w:rStyle w:val="Lienhypertexte"/>
                 <w:noProof/>
               </w:rPr>
-              <w:t>Énergie</w:t>
+              <w:t xml:space="preserve">Énergie</w:t>
             </w:r>
             <w:r>
               <w:rPr>
@@ -1154,7 +1290,7 @@
                 <w:rStyle w:val="Lienhypertexte"/>
                 <w:noProof/>
               </w:rPr>
-              <w:t>Mettre en place le suivi</w:t>
+              <w:t xml:space="preserve">Mettre en place le suivi</w:t>
             </w:r>
             <w:r>
               <w:rPr>
@@ -1185,7 +1321,7 @@
                 <w:rStyle w:val="Lienhypertexte"/>
                 <w:noProof/>
               </w:rPr>
-              <w:t>Bilan carbone</w:t>
+              <w:t xml:space="preserve">Bilan carbone</w:t>
             </w:r>
             <w:r>
               <w:rPr>
@@ -1216,7 +1352,7 @@
                 <w:rStyle w:val="Lienhypertexte"/>
                 <w:noProof/>
               </w:rPr>
-              <w:t>Mobilité</w:t>
+              <w:t xml:space="preserve">Mobilité</w:t>
             </w:r>
             <w:r>
               <w:rPr>
@@ -1247,7 +1383,7 @@
                 <w:rStyle w:val="Lienhypertexte"/>
                 <w:noProof/>
               </w:rPr>
-              <w:t>Autres modules</w:t>
+              <w:t xml:space="preserve">Autres modules</w:t>
             </w:r>
             <w:r>
               <w:rPr>
@@ -1278,7 +1414,7 @@
                 <w:rStyle w:val="Lienhypertexte"/>
                 <w:noProof/>
               </w:rPr>
-              <w:t>Procédures d'urgence</w:t>
+              <w:t xml:space="preserve">Procédures d'urgence</w:t>
             </w:r>
             <w:r>
               <w:rPr>
@@ -1309,7 +1445,7 @@
                 <w:rStyle w:val="Lienhypertexte"/>
                 <w:noProof/>
               </w:rPr>
-              <w:t>Archives</w:t>
+              <w:t xml:space="preserve">Archives</w:t>
             </w:r>
             <w:r>
               <w:rPr>
@@ -1340,7 +1476,7 @@
                 <w:rStyle w:val="Lienhypertexte"/>
                 <w:noProof/>
               </w:rPr>
-              <w:t>Statistiques avancées</w:t>
+              <w:t xml:space="preserve">Statistiques avancées</w:t>
             </w:r>
             <w:r>
               <w:rPr>
@@ -1371,7 +1507,7 @@
                 <w:rStyle w:val="Lienhypertexte"/>
                 <w:noProof/>
               </w:rPr>
-              <w:t>Légifrance et Chorus Pro</w:t>
+              <w:t xml:space="preserve">Légifrance et Chorus Pro</w:t>
             </w:r>
             <w:r>
               <w:rPr>
@@ -1402,7 +1538,7 @@
                 <w:rStyle w:val="Lienhypertexte"/>
                 <w:noProof/>
               </w:rPr>
-              <w:t>Configuration de l'organisation</w:t>
+              <w:t xml:space="preserve">Configuration de l'organisation</w:t>
             </w:r>
             <w:r>
               <w:rPr>
@@ -1433,7 +1569,7 @@
                 <w:rStyle w:val="Lienhypertexte"/>
                 <w:noProof/>
               </w:rPr>
-              <w:t>Réglages courants</w:t>
+              <w:t xml:space="preserve">Réglages courants</w:t>
             </w:r>
             <w:r>
               <w:rPr>
@@ -1464,7 +1600,7 @@
                 <w:rStyle w:val="Lienhypertexte"/>
                 <w:noProof/>
               </w:rPr>
-              <w:t>Gestion des comptes utilisateurs</w:t>
+              <w:t xml:space="preserve">Gestion des comptes utilisateurs</w:t>
             </w:r>
             <w:r>
               <w:rPr>
@@ -1475,6 +1611,626 @@
               <w:instrText xml:space="preserve"> PAGEREF _Toc235786780 \h </w:instrText>
               <w:fldChar w:fldCharType="separate"/>
               <w:t>14</w:t>
+              <w:fldChar w:fldCharType="end"/>
+            </w:r>
+          </w:hyperlink>
+        </w:p>
+        <w:p>
+          <w:pPr>
+            <w:pStyle w:val="TM2"/>
+            <w:tabs>
+              <w:tab w:val="right" w:leader="dot" w:pos="9350"/>
+            </w:tabs>
+            <w:rPr>
+              <w:noProof/>
+            </w:rPr>
+          </w:pPr>
+          <w:hyperlink w:anchor="_Toc90001071" w:history="1">
+            <w:r>
+              <w:rPr>
+                <w:rStyle w:val="Lienhypertexte"/>
+                <w:noProof/>
+              </w:rPr>
+              <w:t xml:space="preserve">Mises à jour de l'application</w:t>
+            </w:r>
+            <w:r>
+              <w:rPr>
+                <w:noProof/>
+              </w:rPr>
+              <w:tab/>
+              <w:fldChar w:fldCharType="begin"/>
+              <w:instrText xml:space="preserve"> PAGEREF _Toc90001071 \h </w:instrText>
+              <w:fldChar w:fldCharType="separate"/>
+              <w:t>15</w:t>
+              <w:fldChar w:fldCharType="end"/>
+            </w:r>
+          </w:hyperlink>
+        </w:p>
+        <w:p>
+          <w:pPr>
+            <w:pStyle w:val="TM1"/>
+            <w:tabs>
+              <w:tab w:val="right" w:leader="dot" w:pos="9350"/>
+            </w:tabs>
+            <w:rPr>
+              <w:noProof/>
+            </w:rPr>
+          </w:pPr>
+          <w:hyperlink w:anchor="_Toc90001072" w:history="1">
+            <w:r>
+              <w:rPr>
+                <w:rStyle w:val="Lienhypertexte"/>
+                <w:noProof/>
+              </w:rPr>
+              <w:t xml:space="preserve">Modules complémentaires (extensions)</w:t>
+            </w:r>
+            <w:r>
+              <w:rPr>
+                <w:noProof/>
+              </w:rPr>
+              <w:tab/>
+              <w:fldChar w:fldCharType="begin"/>
+              <w:instrText xml:space="preserve"> PAGEREF _Toc90001072 \h </w:instrText>
+              <w:fldChar w:fldCharType="separate"/>
+              <w:t>15</w:t>
+              <w:fldChar w:fldCharType="end"/>
+            </w:r>
+          </w:hyperlink>
+        </w:p>
+        <w:p>
+          <w:pPr>
+            <w:pStyle w:val="TM2"/>
+            <w:tabs>
+              <w:tab w:val="right" w:leader="dot" w:pos="9350"/>
+            </w:tabs>
+            <w:rPr>
+              <w:noProof/>
+            </w:rPr>
+          </w:pPr>
+          <w:hyperlink w:anchor="_Toc90001073" w:history="1">
+            <w:r>
+              <w:rPr>
+                <w:rStyle w:val="Lienhypertexte"/>
+                <w:noProof/>
+              </w:rPr>
+              <w:t xml:space="preserve">Activer les modules complémentaires</w:t>
+            </w:r>
+            <w:r>
+              <w:rPr>
+                <w:noProof/>
+              </w:rPr>
+              <w:tab/>
+              <w:fldChar w:fldCharType="begin"/>
+              <w:instrText xml:space="preserve"> PAGEREF _Toc90001073 \h </w:instrText>
+              <w:fldChar w:fldCharType="separate"/>
+              <w:t>16</w:t>
+              <w:fldChar w:fldCharType="end"/>
+            </w:r>
+          </w:hyperlink>
+        </w:p>
+        <w:p>
+          <w:pPr>
+            <w:pStyle w:val="TM2"/>
+            <w:tabs>
+              <w:tab w:val="right" w:leader="dot" w:pos="9350"/>
+            </w:tabs>
+            <w:rPr>
+              <w:noProof/>
+            </w:rPr>
+          </w:pPr>
+          <w:hyperlink w:anchor="_Toc90001074" w:history="1">
+            <w:r>
+              <w:rPr>
+                <w:rStyle w:val="Lienhypertexte"/>
+                <w:noProof/>
+              </w:rPr>
+              <w:t xml:space="preserve">Importer et installer un module</w:t>
+            </w:r>
+            <w:r>
+              <w:rPr>
+                <w:noProof/>
+              </w:rPr>
+              <w:tab/>
+              <w:fldChar w:fldCharType="begin"/>
+              <w:instrText xml:space="preserve"> PAGEREF _Toc90001074 \h </w:instrText>
+              <w:fldChar w:fldCharType="separate"/>
+              <w:t>16</w:t>
+              <w:fldChar w:fldCharType="end"/>
+            </w:r>
+          </w:hyperlink>
+        </w:p>
+        <w:p>
+          <w:pPr>
+            <w:pStyle w:val="TM2"/>
+            <w:tabs>
+              <w:tab w:val="right" w:leader="dot" w:pos="9350"/>
+            </w:tabs>
+            <w:rPr>
+              <w:noProof/>
+            </w:rPr>
+          </w:pPr>
+          <w:hyperlink w:anchor="_Toc90001075" w:history="1">
+            <w:r>
+              <w:rPr>
+                <w:rStyle w:val="Lienhypertexte"/>
+                <w:noProof/>
+              </w:rPr>
+              <w:t xml:space="preserve">Gérer les modules installés</w:t>
+            </w:r>
+            <w:r>
+              <w:rPr>
+                <w:noProof/>
+              </w:rPr>
+              <w:tab/>
+              <w:fldChar w:fldCharType="begin"/>
+              <w:instrText xml:space="preserve"> PAGEREF _Toc90001075 \h </w:instrText>
+              <w:fldChar w:fldCharType="separate"/>
+              <w:t>16</w:t>
+              <w:fldChar w:fldCharType="end"/>
+            </w:r>
+          </w:hyperlink>
+        </w:p>
+        <w:p>
+          <w:pPr>
+            <w:pStyle w:val="TM3"/>
+            <w:tabs>
+              <w:tab w:val="right" w:leader="dot" w:pos="9350"/>
+            </w:tabs>
+            <w:rPr>
+              <w:noProof/>
+            </w:rPr>
+          </w:pPr>
+          <w:hyperlink w:anchor="_Toc90001076" w:history="1">
+            <w:r>
+              <w:rPr>
+                <w:rStyle w:val="Lienhypertexte"/>
+                <w:noProof/>
+              </w:rPr>
+              <w:t xml:space="preserve">Activer ou désactiver un module</w:t>
+            </w:r>
+            <w:r>
+              <w:rPr>
+                <w:noProof/>
+              </w:rPr>
+              <w:tab/>
+              <w:fldChar w:fldCharType="begin"/>
+              <w:instrText xml:space="preserve"> PAGEREF _Toc90001076 \h </w:instrText>
+              <w:fldChar w:fldCharType="separate"/>
+              <w:t>17</w:t>
+              <w:fldChar w:fldCharType="end"/>
+            </w:r>
+          </w:hyperlink>
+        </w:p>
+        <w:p>
+          <w:pPr>
+            <w:pStyle w:val="TM3"/>
+            <w:tabs>
+              <w:tab w:val="right" w:leader="dot" w:pos="9350"/>
+            </w:tabs>
+            <w:rPr>
+              <w:noProof/>
+            </w:rPr>
+          </w:pPr>
+          <w:hyperlink w:anchor="_Toc90001077" w:history="1">
+            <w:r>
+              <w:rPr>
+                <w:rStyle w:val="Lienhypertexte"/>
+                <w:noProof/>
+              </w:rPr>
+              <w:t xml:space="preserve">Désinstaller un module</w:t>
+            </w:r>
+            <w:r>
+              <w:rPr>
+                <w:noProof/>
+              </w:rPr>
+              <w:tab/>
+              <w:fldChar w:fldCharType="begin"/>
+              <w:instrText xml:space="preserve"> PAGEREF _Toc90001077 \h </w:instrText>
+              <w:fldChar w:fldCharType="separate"/>
+              <w:t>17</w:t>
+              <w:fldChar w:fldCharType="end"/>
+            </w:r>
+          </w:hyperlink>
+        </w:p>
+        <w:p>
+          <w:pPr>
+            <w:pStyle w:val="TM3"/>
+            <w:tabs>
+              <w:tab w:val="right" w:leader="dot" w:pos="9350"/>
+            </w:tabs>
+            <w:rPr>
+              <w:noProof/>
+            </w:rPr>
+          </w:pPr>
+          <w:hyperlink w:anchor="_Toc90001078" w:history="1">
+            <w:r>
+              <w:rPr>
+                <w:rStyle w:val="Lienhypertexte"/>
+                <w:noProof/>
+              </w:rPr>
+              <w:t xml:space="preserve">Suspension automatique</w:t>
+            </w:r>
+            <w:r>
+              <w:rPr>
+                <w:noProof/>
+              </w:rPr>
+              <w:tab/>
+              <w:fldChar w:fldCharType="begin"/>
+              <w:instrText xml:space="preserve"> PAGEREF _Toc90001078 \h </w:instrText>
+              <w:fldChar w:fldCharType="separate"/>
+              <w:t>17</w:t>
+              <w:fldChar w:fldCharType="end"/>
+            </w:r>
+          </w:hyperlink>
+        </w:p>
+        <w:p>
+          <w:pPr>
+            <w:pStyle w:val="TM2"/>
+            <w:tabs>
+              <w:tab w:val="right" w:leader="dot" w:pos="9350"/>
+            </w:tabs>
+            <w:rPr>
+              <w:noProof/>
+            </w:rPr>
+          </w:pPr>
+          <w:hyperlink w:anchor="_Toc90001079" w:history="1">
+            <w:r>
+              <w:rPr>
+                <w:rStyle w:val="Lienhypertexte"/>
+                <w:noProof/>
+              </w:rPr>
+              <w:t xml:space="preserve">Contrôler l'accès par rôle</w:t>
+            </w:r>
+            <w:r>
+              <w:rPr>
+                <w:noProof/>
+              </w:rPr>
+              <w:tab/>
+              <w:fldChar w:fldCharType="begin"/>
+              <w:instrText xml:space="preserve"> PAGEREF _Toc90001079 \h </w:instrText>
+              <w:fldChar w:fldCharType="separate"/>
+              <w:t>17</w:t>
+              <w:fldChar w:fldCharType="end"/>
+            </w:r>
+          </w:hyperlink>
+        </w:p>
+        <w:p>
+          <w:pPr>
+            <w:pStyle w:val="TM2"/>
+            <w:tabs>
+              <w:tab w:val="right" w:leader="dot" w:pos="9350"/>
+            </w:tabs>
+            <w:rPr>
+              <w:noProof/>
+            </w:rPr>
+          </w:pPr>
+          <w:hyperlink w:anchor="_Toc90001080" w:history="1">
+            <w:r>
+              <w:rPr>
+                <w:rStyle w:val="Lienhypertexte"/>
+                <w:noProof/>
+              </w:rPr>
+              <w:t xml:space="preserve">Les pages d'un module</w:t>
+            </w:r>
+            <w:r>
+              <w:rPr>
+                <w:noProof/>
+              </w:rPr>
+              <w:tab/>
+              <w:fldChar w:fldCharType="begin"/>
+              <w:instrText xml:space="preserve"> PAGEREF _Toc90001080 \h </w:instrText>
+              <w:fldChar w:fldCharType="separate"/>
+              <w:t>17</w:t>
+              <w:fldChar w:fldCharType="end"/>
+            </w:r>
+          </w:hyperlink>
+        </w:p>
+        <w:p>
+          <w:pPr>
+            <w:pStyle w:val="TM2"/>
+            <w:tabs>
+              <w:tab w:val="right" w:leader="dot" w:pos="9350"/>
+            </w:tabs>
+            <w:rPr>
+              <w:noProof/>
+            </w:rPr>
+          </w:pPr>
+          <w:hyperlink w:anchor="_Toc90001081" w:history="1">
+            <w:r>
+              <w:rPr>
+                <w:rStyle w:val="Lienhypertexte"/>
+                <w:noProof/>
+              </w:rPr>
+              <w:t xml:space="preserve">Les ancrages : encarts dans les pages existantes</w:t>
+            </w:r>
+            <w:r>
+              <w:rPr>
+                <w:noProof/>
+              </w:rPr>
+              <w:tab/>
+              <w:fldChar w:fldCharType="begin"/>
+              <w:instrText xml:space="preserve"> PAGEREF _Toc90001081 \h </w:instrText>
+              <w:fldChar w:fldCharType="separate"/>
+              <w:t>18</w:t>
+              <w:fldChar w:fldCharType="end"/>
+            </w:r>
+          </w:hyperlink>
+        </w:p>
+        <w:p>
+          <w:pPr>
+            <w:pStyle w:val="TM3"/>
+            <w:tabs>
+              <w:tab w:val="right" w:leader="dot" w:pos="9350"/>
+            </w:tabs>
+            <w:rPr>
+              <w:noProof/>
+            </w:rPr>
+          </w:pPr>
+          <w:hyperlink w:anchor="_Toc90001082" w:history="1">
+            <w:r>
+              <w:rPr>
+                <w:rStyle w:val="Lienhypertexte"/>
+                <w:noProof/>
+              </w:rPr>
+              <w:t xml:space="preserve">Tuile sur le tableau de bord</w:t>
+            </w:r>
+            <w:r>
+              <w:rPr>
+                <w:noProof/>
+              </w:rPr>
+              <w:tab/>
+              <w:fldChar w:fldCharType="begin"/>
+              <w:instrText xml:space="preserve"> PAGEREF _Toc90001082 \h </w:instrText>
+              <w:fldChar w:fldCharType="separate"/>
+              <w:t>18</w:t>
+              <w:fldChar w:fldCharType="end"/>
+            </w:r>
+          </w:hyperlink>
+        </w:p>
+        <w:p>
+          <w:pPr>
+            <w:pStyle w:val="TM3"/>
+            <w:tabs>
+              <w:tab w:val="right" w:leader="dot" w:pos="9350"/>
+            </w:tabs>
+            <w:rPr>
+              <w:noProof/>
+            </w:rPr>
+          </w:pPr>
+          <w:hyperlink w:anchor="_Toc90001083" w:history="1">
+            <w:r>
+              <w:rPr>
+                <w:rStyle w:val="Lienhypertexte"/>
+                <w:noProof/>
+              </w:rPr>
+              <w:t xml:space="preserve">Encart dans les fiches</w:t>
+            </w:r>
+            <w:r>
+              <w:rPr>
+                <w:noProof/>
+              </w:rPr>
+              <w:tab/>
+              <w:fldChar w:fldCharType="begin"/>
+              <w:instrText xml:space="preserve"> PAGEREF _Toc90001083 \h </w:instrText>
+              <w:fldChar w:fldCharType="separate"/>
+              <w:t>18</w:t>
+              <w:fldChar w:fldCharType="end"/>
+            </w:r>
+          </w:hyperlink>
+        </w:p>
+        <w:p>
+          <w:pPr>
+            <w:pStyle w:val="TM3"/>
+            <w:tabs>
+              <w:tab w:val="right" w:leader="dot" w:pos="9350"/>
+            </w:tabs>
+            <w:rPr>
+              <w:noProof/>
+            </w:rPr>
+          </w:pPr>
+          <w:hyperlink w:anchor="_Toc90001084" w:history="1">
+            <w:r>
+              <w:rPr>
+                <w:rStyle w:val="Lienhypertexte"/>
+                <w:noProof/>
+              </w:rPr>
+              <w:t xml:space="preserve">Repères sur les plans</w:t>
+            </w:r>
+            <w:r>
+              <w:rPr>
+                <w:noProof/>
+              </w:rPr>
+              <w:tab/>
+              <w:fldChar w:fldCharType="begin"/>
+              <w:instrText xml:space="preserve"> PAGEREF _Toc90001084 \h </w:instrText>
+              <w:fldChar w:fldCharType="separate"/>
+              <w:t>18</w:t>
+              <w:fldChar w:fldCharType="end"/>
+            </w:r>
+          </w:hyperlink>
+        </w:p>
+        <w:p>
+          <w:pPr>
+            <w:pStyle w:val="TM3"/>
+            <w:tabs>
+              <w:tab w:val="right" w:leader="dot" w:pos="9350"/>
+            </w:tabs>
+            <w:rPr>
+              <w:noProof/>
+            </w:rPr>
+          </w:pPr>
+          <w:hyperlink w:anchor="_Toc90001085" w:history="1">
+            <w:r>
+              <w:rPr>
+                <w:rStyle w:val="Lienhypertexte"/>
+                <w:noProof/>
+              </w:rPr>
+              <w:t xml:space="preserve">Type de demande</w:t>
+            </w:r>
+            <w:r>
+              <w:rPr>
+                <w:noProof/>
+              </w:rPr>
+              <w:tab/>
+              <w:fldChar w:fldCharType="begin"/>
+              <w:instrText xml:space="preserve"> PAGEREF _Toc90001085 \h </w:instrText>
+              <w:fldChar w:fldCharType="separate"/>
+              <w:t>18</w:t>
+              <w:fldChar w:fldCharType="end"/>
+            </w:r>
+          </w:hyperlink>
+        </w:p>
+        <w:p>
+          <w:pPr>
+            <w:pStyle w:val="TM2"/>
+            <w:tabs>
+              <w:tab w:val="right" w:leader="dot" w:pos="9350"/>
+            </w:tabs>
+            <w:rPr>
+              <w:noProof/>
+            </w:rPr>
+          </w:pPr>
+          <w:hyperlink w:anchor="_Toc90001086" w:history="1">
+            <w:r>
+              <w:rPr>
+                <w:rStyle w:val="Lienhypertexte"/>
+                <w:noProof/>
+              </w:rPr>
+              <w:t xml:space="preserve">Données et réglages d'un module</w:t>
+            </w:r>
+            <w:r>
+              <w:rPr>
+                <w:noProof/>
+              </w:rPr>
+              <w:tab/>
+              <w:fldChar w:fldCharType="begin"/>
+              <w:instrText xml:space="preserve"> PAGEREF _Toc90001086 \h </w:instrText>
+              <w:fldChar w:fldCharType="separate"/>
+              <w:t>18</w:t>
+              <w:fldChar w:fldCharType="end"/>
+            </w:r>
+          </w:hyperlink>
+        </w:p>
+        <w:p>
+          <w:pPr>
+            <w:pStyle w:val="TM3"/>
+            <w:tabs>
+              <w:tab w:val="right" w:leader="dot" w:pos="9350"/>
+            </w:tabs>
+            <w:rPr>
+              <w:noProof/>
+            </w:rPr>
+          </w:pPr>
+          <w:hyperlink w:anchor="_Toc90001087" w:history="1">
+            <w:r>
+              <w:rPr>
+                <w:rStyle w:val="Lienhypertexte"/>
+                <w:noProof/>
+              </w:rPr>
+              <w:t xml:space="preserve">Liens vers les données de Larka</w:t>
+            </w:r>
+            <w:r>
+              <w:rPr>
+                <w:noProof/>
+              </w:rPr>
+              <w:tab/>
+              <w:fldChar w:fldCharType="begin"/>
+              <w:instrText xml:space="preserve"> PAGEREF _Toc90001087 \h </w:instrText>
+              <w:fldChar w:fldCharType="separate"/>
+              <w:t>18</w:t>
+              <w:fldChar w:fldCharType="end"/>
+            </w:r>
+          </w:hyperlink>
+        </w:p>
+        <w:p>
+          <w:pPr>
+            <w:pStyle w:val="TM3"/>
+            <w:tabs>
+              <w:tab w:val="right" w:leader="dot" w:pos="9350"/>
+            </w:tabs>
+            <w:rPr>
+              <w:noProof/>
+            </w:rPr>
+          </w:pPr>
+          <w:hyperlink w:anchor="_Toc90001088" w:history="1">
+            <w:r>
+              <w:rPr>
+                <w:rStyle w:val="Lienhypertexte"/>
+                <w:noProof/>
+              </w:rPr>
+              <w:t xml:space="preserve">Apparence et personnalisation</w:t>
+            </w:r>
+            <w:r>
+              <w:rPr>
+                <w:noProof/>
+              </w:rPr>
+              <w:tab/>
+              <w:fldChar w:fldCharType="begin"/>
+              <w:instrText xml:space="preserve"> PAGEREF _Toc90001088 \h </w:instrText>
+              <w:fldChar w:fldCharType="separate"/>
+              <w:t>19</w:t>
+              <w:fldChar w:fldCharType="end"/>
+            </w:r>
+          </w:hyperlink>
+        </w:p>
+        <w:p>
+          <w:pPr>
+            <w:pStyle w:val="TM2"/>
+            <w:tabs>
+              <w:tab w:val="right" w:leader="dot" w:pos="9350"/>
+            </w:tabs>
+            <w:rPr>
+              <w:noProof/>
+            </w:rPr>
+          </w:pPr>
+          <w:hyperlink w:anchor="_Toc90001089" w:history="1">
+            <w:r>
+              <w:rPr>
+                <w:rStyle w:val="Lienhypertexte"/>
+                <w:noProof/>
+              </w:rPr>
+              <w:t xml:space="preserve">Fichiers et dossier du module</w:t>
+            </w:r>
+            <w:r>
+              <w:rPr>
+                <w:noProof/>
+              </w:rPr>
+              <w:tab/>
+              <w:fldChar w:fldCharType="begin"/>
+              <w:instrText xml:space="preserve"> PAGEREF _Toc90001089 \h </w:instrText>
+              <w:fldChar w:fldCharType="separate"/>
+              <w:t>19</w:t>
+              <w:fldChar w:fldCharType="end"/>
+            </w:r>
+          </w:hyperlink>
+        </w:p>
+        <w:p>
+          <w:pPr>
+            <w:pStyle w:val="TM2"/>
+            <w:tabs>
+              <w:tab w:val="right" w:leader="dot" w:pos="9350"/>
+            </w:tabs>
+            <w:rPr>
+              <w:noProof/>
+            </w:rPr>
+          </w:pPr>
+          <w:hyperlink w:anchor="_Toc90001090" w:history="1">
+            <w:r>
+              <w:rPr>
+                <w:rStyle w:val="Lienhypertexte"/>
+                <w:noProof/>
+              </w:rPr>
+              <w:t xml:space="preserve">En résumé</w:t>
+            </w:r>
+            <w:r>
+              <w:rPr>
+                <w:noProof/>
+              </w:rPr>
+              <w:tab/>
+              <w:fldChar w:fldCharType="begin"/>
+              <w:instrText xml:space="preserve"> PAGEREF _Toc90001090 \h </w:instrText>
+              <w:fldChar w:fldCharType="separate"/>
+              <w:t>19</w:t>
               <w:fldChar w:fldCharType="end"/>
             </w:r>
           </w:hyperlink>
@@ -1495,7 +2251,7 @@
                 <w:rStyle w:val="Lienhypertexte"/>
                 <w:noProof/>
               </w:rPr>
-              <w:t>Votre profil et vos préférences</w:t>
+              <w:t xml:space="preserve">Votre profil et vos préférences</w:t>
             </w:r>
             <w:r>
               <w:rPr>
@@ -1505,7 +2261,7 @@
               <w:fldChar w:fldCharType="begin"/>
               <w:instrText xml:space="preserve"> PAGEREF _Toc235786781 \h </w:instrText>
               <w:fldChar w:fldCharType="separate"/>
-              <w:t>15</w:t>
+              <w:t>20</w:t>
               <w:fldChar w:fldCharType="end"/>
             </w:r>
           </w:hyperlink>
@@ -1526,7 +2282,7 @@
                 <w:rStyle w:val="Lienhypertexte"/>
                 <w:noProof/>
               </w:rPr>
-              <w:t>Modifier votre profil</w:t>
+              <w:t xml:space="preserve">Modifier votre profil</w:t>
             </w:r>
             <w:r>
               <w:rPr>
@@ -1536,7 +2292,7 @@
               <w:fldChar w:fldCharType="begin"/>
               <w:instrText xml:space="preserve"> PAGEREF _Toc235786782 \h </w:instrText>
               <w:fldChar w:fldCharType="separate"/>
-              <w:t>15</w:t>
+              <w:t>20</w:t>
               <w:fldChar w:fldCharType="end"/>
             </w:r>
           </w:hyperlink>
@@ -1557,7 +2313,7 @@
                 <w:rStyle w:val="Lienhypertexte"/>
                 <w:noProof/>
               </w:rPr>
-              <w:t>Changer de mot de passe</w:t>
+              <w:t xml:space="preserve">Changer de mot de passe</w:t>
             </w:r>
             <w:r>
               <w:rPr>
@@ -1567,7 +2323,7 @@
               <w:fldChar w:fldCharType="begin"/>
               <w:instrText xml:space="preserve"> PAGEREF _Toc235786783 \h </w:instrText>
               <w:fldChar w:fldCharType="separate"/>
-              <w:t>15</w:t>
+              <w:t>20</w:t>
               <w:fldChar w:fldCharType="end"/>
             </w:r>
           </w:hyperlink>
@@ -1588,7 +2344,7 @@
                 <w:rStyle w:val="Lienhypertexte"/>
                 <w:noProof/>
               </w:rPr>
-              <w:t>Personnaliser l'affichage</w:t>
+              <w:t xml:space="preserve">Personnaliser l'affichage</w:t>
             </w:r>
             <w:r>
               <w:rPr>
@@ -1598,7 +2354,7 @@
               <w:fldChar w:fldCharType="begin"/>
               <w:instrText xml:space="preserve"> PAGEREF _Toc235786784 \h </w:instrText>
               <w:fldChar w:fldCharType="separate"/>
-              <w:t>15</w:t>
+              <w:t>20</w:t>
               <w:fldChar w:fldCharType="end"/>
             </w:r>
           </w:hyperlink>
@@ -1619,7 +2375,7 @@
                 <w:rStyle w:val="Lienhypertexte"/>
                 <w:noProof/>
               </w:rPr>
-              <w:t>L'assistant</w:t>
+              <w:t xml:space="preserve">L'assistant</w:t>
             </w:r>
             <w:r>
               <w:rPr>
@@ -1629,7 +2385,7 @@
               <w:fldChar w:fldCharType="begin"/>
               <w:instrText xml:space="preserve"> PAGEREF _Toc235786785 \h </w:instrText>
               <w:fldChar w:fldCharType="separate"/>
-              <w:t>16</w:t>
+              <w:t>21</w:t>
               <w:fldChar w:fldCharType="end"/>
             </w:r>
           </w:hyperlink>
@@ -1650,7 +2406,7 @@
                 <w:rStyle w:val="Lienhypertexte"/>
                 <w:noProof/>
               </w:rPr>
-              <w:t>Aide et questions fréquentes</w:t>
+              <w:t xml:space="preserve">Aide et questions fréquentes</w:t>
             </w:r>
             <w:r>
               <w:rPr>
@@ -1660,167 +2416,10 @@
               <w:fldChar w:fldCharType="begin"/>
               <w:instrText xml:space="preserve"> PAGEREF _Toc235786786 \h </w:instrText>
               <w:fldChar w:fldCharType="separate"/>
-              <w:t>17</w:t>
+              <w:t>22</w:t>
               <w:fldChar w:fldCharType="end"/>
             </w:r>
           </w:hyperlink>
-        </w:p>
-        <w:p>
-          <w:pPr>
-            <w:pStyle w:val="TM1"/>
-            <w:tabs>
-              <w:tab w:val="right" w:leader="dot" w:pos="9350"/>
-            </w:tabs>
-            <w:rPr>
-              <w:noProof/>
-            </w:rPr>
-          </w:pPr>
-          <w:hyperlink w:anchor="_Toc235786787" w:history="1">
-            <w:r>
-              <w:rPr>
-                <w:rStyle w:val="Lienhypertexte"/>
-                <w:noProof/>
-              </w:rPr>
-              <w:t>Plans &amp; annuaire</w:t>
-            </w:r>
-            <w:r>
-              <w:rPr>
-                <w:noProof/>
-              </w:rPr>
-              <w:tab/>
-              <w:fldChar w:fldCharType="begin"/>
-              <w:instrText xml:space="preserve"> PAGEREF _Toc235786787 \h </w:instrText>
-              <w:fldChar w:fldCharType="separate"/>
-              <w:t>17</w:t>
-              <w:fldChar w:fldCharType="end"/>
-            </w:r>
-          </w:hyperlink>
-        </w:p>
-        <w:p>
-          <w:pPr>
-            <w:pStyle w:val="TM2"/>
-            <w:tabs>
-              <w:tab w:val="right" w:leader="dot" w:pos="9350"/>
-            </w:tabs>
-            <w:rPr>
-              <w:noProof/>
-            </w:rPr>
-          </w:pPr>
-          <w:hyperlink w:anchor="_Toc235786788" w:history="1">
-            <w:r>
-              <w:rPr>
-                <w:rStyle w:val="Lienhypertexte"/>
-                <w:noProof/>
-              </w:rPr>
-              <w:t>Activer l'onglet Plans pour les demandeurs</w:t>
-            </w:r>
-            <w:r>
-              <w:rPr>
-                <w:noProof/>
-              </w:rPr>
-              <w:tab/>
-              <w:fldChar w:fldCharType="begin"/>
-              <w:instrText xml:space="preserve"> PAGEREF _Toc235786788 \h </w:instrText>
-              <w:fldChar w:fldCharType="separate"/>
-              <w:t>17</w:t>
-              <w:fldChar w:fldCharType="end"/>
-            </w:r>
-          </w:hyperlink>
-        </w:p>
-        <w:p>
-          <w:pPr>
-            <w:pStyle w:val="TM2"/>
-            <w:tabs>
-              <w:tab w:val="right" w:leader="dot" w:pos="9350"/>
-            </w:tabs>
-            <w:rPr>
-              <w:noProof/>
-            </w:rPr>
-          </w:pPr>
-          <w:hyperlink w:anchor="_Toc235786789" w:history="1">
-            <w:r>
-              <w:rPr>
-                <w:rStyle w:val="Lienhypertexte"/>
-                <w:noProof/>
-              </w:rPr>
-              <w:t>Créer un plan</w:t>
-            </w:r>
-            <w:r>
-              <w:rPr>
-                <w:noProof/>
-              </w:rPr>
-              <w:tab/>
-              <w:fldChar w:fldCharType="begin"/>
-              <w:instrText xml:space="preserve"> PAGEREF _Toc235786789 \h </w:instrText>
-              <w:fldChar w:fldCharType="separate"/>
-              <w:t>18</w:t>
-              <w:fldChar w:fldCharType="end"/>
-            </w:r>
-          </w:hyperlink>
-        </w:p>
-        <w:p>
-          <w:pPr>
-            <w:pStyle w:val="TM2"/>
-            <w:tabs>
-              <w:tab w:val="right" w:leader="dot" w:pos="9350"/>
-            </w:tabs>
-            <w:rPr>
-              <w:noProof/>
-            </w:rPr>
-          </w:pPr>
-          <w:hyperlink w:anchor="_Toc235786790" w:history="1">
-            <w:r>
-              <w:rPr>
-                <w:rStyle w:val="Lienhypertexte"/>
-                <w:noProof/>
-              </w:rPr>
-              <w:t>Placer une personne (bureau)</w:t>
-            </w:r>
-            <w:r>
-              <w:rPr>
-                <w:noProof/>
-              </w:rPr>
-              <w:tab/>
-              <w:fldChar w:fldCharType="begin"/>
-              <w:instrText xml:space="preserve"> PAGEREF _Toc235786790 \h </w:instrText>
-              <w:fldChar w:fldCharType="separate"/>
-              <w:t>18</w:t>
-              <w:fldChar w:fldCharType="end"/>
-            </w:r>
-          </w:hyperlink>
-        </w:p>
-        <w:p>
-          <w:pPr>
-            <w:pStyle w:val="TM2"/>
-            <w:tabs>
-              <w:tab w:val="right" w:leader="dot" w:pos="9350"/>
-            </w:tabs>
-            <w:rPr>
-              <w:noProof/>
-            </w:rPr>
-          </w:pPr>
-          <w:hyperlink w:anchor="_Toc235786791" w:history="1">
-            <w:r>
-              <w:rPr>
-                <w:rStyle w:val="Lienhypertexte"/>
-                <w:noProof/>
-              </w:rPr>
-              <w:t>Présence et agenda (option, Microsoft 365)</w:t>
-            </w:r>
-            <w:r>
-              <w:rPr>
-                <w:noProof/>
-              </w:rPr>
-              <w:tab/>
-              <w:fldChar w:fldCharType="begin"/>
-              <w:instrText xml:space="preserve"> PAGEREF _Toc235786791 \h </w:instrText>
-              <w:fldChar w:fldCharType="separate"/>
-              <w:t>18</w:t>
-              <w:fldChar w:fldCharType="end"/>
-            </w:r>
-          </w:hyperlink>
-        </w:p>
-        <w:p>
           <w:r>
             <w:fldChar w:fldCharType="end"/>
           </w:r>
@@ -1828,13 +2427,9 @@
       </w:sdtContent>
     </w:sdt>
     <w:p>
-      <w:r>
-        <w:br w:type="page"/>
-      </w:r>
-    </w:p>
-    <w:p>
       <w:pPr>
         <w:pStyle w:val="Titre1"/>
+        <w:pageBreakBefore/>
       </w:pPr>
       <w:bookmarkStart w:id="1" w:name="_Toc235786741"/>
       <w:r>
@@ -1855,30 +2450,30 @@
           <w:b/>
           <w:bCs/>
         </w:rPr>
-        <w:t>Gestionnaire</w:t>
-      </w:r>
-      <w:r>
-        <w:t xml:space="preserve"> — et à l'</w:t>
-      </w:r>
-      <w:r>
-        <w:rPr>
-          <w:b/>
-          <w:bCs/>
-        </w:rPr>
-        <w:t>Administrateur</w:t>
-      </w:r>
-      <w:r>
-        <w:t xml:space="preserve"> de votre organisation — c'est-à-dire au profil qui </w:t>
-      </w:r>
-      <w:r>
-        <w:rPr>
-          <w:b/>
-          <w:bCs/>
-        </w:rPr>
-        <w:t>crée, met à jour et pilote</w:t>
-      </w:r>
-      <w:r>
-        <w:t xml:space="preserve"> les données de Larka : le patrimoine, les équipements, le stock, les interventions, les contrats, le suivi énergétique, etc.</w:t>
+        <w:t xml:space="preserve">Gestionnaire</w:t>
+      </w:r>
+      <w:r>
+        <w:t xml:space="preserve">, c'est-à-dire à l'</w:t>
+      </w:r>
+      <w:r>
+        <w:rPr>
+          <w:b/>
+          <w:bCs/>
+        </w:rPr>
+        <w:t xml:space="preserve">administrateur de votre organisation</w:t>
+      </w:r>
+      <w:r>
+        <w:t xml:space="preserve"> (le « tenant » : l'espace Larka de votre établissement). C'est le profil qui </w:t>
+      </w:r>
+      <w:r>
+        <w:rPr>
+          <w:b/>
+          <w:bCs/>
+        </w:rPr>
+        <w:t xml:space="preserve">crée, met à jour et pilote</w:t>
+      </w:r>
+      <w:r>
+        <w:t xml:space="preserve"> les données de Larka — patrimoine, équipements, stock, interventions, contrats, suivi énergétique — et qui configure l'organisation : comptes, modules, réglages. Le rôle « Admin », conservé pour compatibilité, dispose des mêmes droits.</w:t>
       </w:r>
     </w:p>
     <w:p>
@@ -1916,6 +2511,9 @@
             <w:bottom w:w="0" w:type="dxa"/>
           </w:tblCellMar>
         </w:tblPrEx>
+        <w:trPr>
+          <w:cantSplit/>
+        </w:trPr>
         <w:tc>
           <w:tcPr>
             <w:tcW w:w="9360" w:type="dxa"/>
@@ -2027,6 +2625,9 @@
             <w:bottom w:w="0" w:type="dxa"/>
           </w:tblCellMar>
         </w:tblPrEx>
+        <w:trPr>
+          <w:cantSplit/>
+        </w:trPr>
         <w:tc>
           <w:tcPr>
             <w:tcW w:w="9360" w:type="dxa"/>
@@ -2201,6 +2802,9 @@
             <w:bottom w:w="0" w:type="dxa"/>
           </w:tblCellMar>
         </w:tblPrEx>
+        <w:trPr>
+          <w:cantSplit/>
+        </w:trPr>
         <w:tc>
           <w:tcPr>
             <w:tcW w:w="9360" w:type="dxa"/>
@@ -2360,6 +2964,9 @@
             <w:bottom w:w="0" w:type="dxa"/>
           </w:tblCellMar>
         </w:tblPrEx>
+        <w:trPr>
+          <w:cantSplit/>
+        </w:trPr>
         <w:tc>
           <w:tcPr>
             <w:tcW w:w="9360" w:type="dxa"/>
@@ -2573,6 +3180,9 @@
             <w:bottom w:w="0" w:type="dxa"/>
           </w:tblCellMar>
         </w:tblPrEx>
+        <w:trPr>
+          <w:cantSplit/>
+        </w:trPr>
         <w:tc>
           <w:tcPr>
             <w:tcW w:w="9360" w:type="dxa"/>
@@ -2784,6 +3394,9 @@
             <w:bottom w:w="0" w:type="dxa"/>
           </w:tblCellMar>
         </w:tblPrEx>
+        <w:trPr>
+          <w:cantSplit/>
+        </w:trPr>
         <w:tc>
           <w:tcPr>
             <w:tcW w:w="9360" w:type="dxa"/>
@@ -3102,6 +3715,9 @@
             <w:bottom w:w="0" w:type="dxa"/>
           </w:tblCellMar>
         </w:tblPrEx>
+        <w:trPr>
+          <w:cantSplit/>
+        </w:trPr>
         <w:tc>
           <w:tcPr>
             <w:tcW w:w="9360" w:type="dxa"/>
@@ -3475,6 +4091,9 @@
             <w:bottom w:w="0" w:type="dxa"/>
           </w:tblCellMar>
         </w:tblPrEx>
+        <w:trPr>
+          <w:cantSplit/>
+        </w:trPr>
         <w:tc>
           <w:tcPr>
             <w:tcW w:w="9360" w:type="dxa"/>
@@ -3795,6 +4414,9 @@
             <w:bottom w:w="0" w:type="dxa"/>
           </w:tblCellMar>
         </w:tblPrEx>
+        <w:trPr>
+          <w:cantSplit/>
+        </w:trPr>
         <w:tc>
           <w:tcPr>
             <w:tcW w:w="9360" w:type="dxa"/>
@@ -4216,6 +4838,9 @@
             <w:bottom w:w="0" w:type="dxa"/>
           </w:tblCellMar>
         </w:tblPrEx>
+        <w:trPr>
+          <w:cantSplit/>
+        </w:trPr>
         <w:tc>
           <w:tcPr>
             <w:tcW w:w="9360" w:type="dxa"/>
@@ -4261,54 +4886,51 @@
     </w:p>
     <w:p>
       <w:pPr>
-        <w:pStyle w:val="Titre1"/>
-      </w:pPr>
-      <w:bookmarkStart w:id="41" w:name="_Toc235786781"/>
-      <w:r>
-        <w:lastRenderedPageBreak/>
-        <w:t>Votre profil et vos préférences</w:t>
-      </w:r>
-      <w:bookmarkEnd w:id="41"/>
-    </w:p>
-    <w:p>
-      <w:pPr>
         <w:pStyle w:val="Titre2"/>
-      </w:pPr>
-      <w:bookmarkStart w:id="42" w:name="_Toc235786782"/>
-      <w:r>
-        <w:t>Modifier votre profil</w:t>
-      </w:r>
-      <w:bookmarkEnd w:id="42"/>
+        <w:keepNext/>
+      </w:pPr>
+      <w:bookmarkStart w:id="1071" w:name="_Toc90001071"/>
+      <w:r>
+        <w:t xml:space="preserve">Mises à jour de l'application</w:t>
+      </w:r>
+      <w:bookmarkEnd w:id="1071"/>
     </w:p>
     <w:p>
       <w:pPr>
         <w:spacing w:after="120" w:line="278" w:lineRule="auto"/>
       </w:pPr>
       <w:r>
-        <w:t>Depuis votre profil (en haut à droite), vous pouvez mettre à jour vos informations personnelles (nom, e-mail, service…) et, pour un compte Larka, changer votre mot de passe.</w:t>
-      </w:r>
-    </w:p>
-    <w:p>
-      <w:pPr>
-        <w:pStyle w:val="Titre3"/>
-      </w:pPr>
-      <w:bookmarkStart w:id="43" w:name="_Toc235786783"/>
-      <w:r>
-        <w:t>Changer de mot de passe</w:t>
-      </w:r>
-      <w:bookmarkEnd w:id="43"/>
+        <w:t xml:space="preserve">Larka vérifie automatiquement (toutes les 12 heures par défaut) si une nouvelle version a été publiée. Lorsqu'une version plus récente existe, un </w:t>
+      </w:r>
+      <w:r>
+        <w:rPr>
+          <w:b/>
+          <w:bCs/>
+        </w:rPr>
+        <w:t xml:space="preserve">bandeau</w:t>
+      </w:r>
+      <w:r>
+        <w:t xml:space="preserve"> apparaît en haut de l'écran : « Larka V.Beta x.y.z est disponible ».</w:t>
+      </w:r>
     </w:p>
     <w:p>
       <w:pPr>
         <w:pStyle w:val="Paragraphedeliste"/>
         <w:numPr>
           <w:ilvl w:val="0"/>
-          <w:numId w:val="7"/>
+          <w:numId w:val="2"/>
         </w:numPr>
-        <w:spacing w:after="80" w:line="268" w:lineRule="auto"/>
-      </w:pPr>
-      <w:r>
-        <w:t>Ouvrez votre profil.</w:t>
+        <w:spacing w:after="60" w:line="268" w:lineRule="auto"/>
+      </w:pPr>
+      <w:r>
+        <w:rPr>
+          <w:b/>
+          <w:bCs/>
+        </w:rPr>
+        <w:t xml:space="preserve">Voir la mise à jour</w:t>
+      </w:r>
+      <w:r>
+        <w:t xml:space="preserve"> ouvre une fenêtre avec les nouveautés et les contrôles effectués (empreinte, signature).</w:t>
       </w:r>
     </w:p>
     <w:p>
@@ -4316,23 +4938,22 @@
         <w:pStyle w:val="Paragraphedeliste"/>
         <w:numPr>
           <w:ilvl w:val="0"/>
-          <w:numId w:val="7"/>
+          <w:numId w:val="2"/>
         </w:numPr>
-        <w:spacing w:after="80" w:line="268" w:lineRule="auto"/>
-      </w:pPr>
-      <w:r>
-        <w:t xml:space="preserve">Choisissez </w:t>
-      </w:r>
-      <w:r>
-        <w:rPr>
-          <w:b/>
-          <w:bCs/>
-          <w:color w:val="0A1F4D"/>
-        </w:rPr>
-        <w:t>Changer le mot de passe</w:t>
-      </w:r>
-      <w:r>
-        <w:t>.</w:t>
+        <w:spacing w:after="60" w:line="268" w:lineRule="auto"/>
+      </w:pPr>
+      <w:r>
+        <w:t xml:space="preserve">Rien ne s'installe tout seul : cochez la case de confirmation, puis cliquez sur </w:t>
+      </w:r>
+      <w:r>
+        <w:rPr>
+          <w:b/>
+          <w:bCs/>
+        </w:rPr>
+        <w:t xml:space="preserve">Installer maintenant</w:t>
+      </w:r>
+      <w:r>
+        <w:t xml:space="preserve">.</w:t>
       </w:r>
     </w:p>
     <w:p>
@@ -4340,12 +4961,254 @@
         <w:pStyle w:val="Paragraphedeliste"/>
         <w:numPr>
           <w:ilvl w:val="0"/>
-          <w:numId w:val="7"/>
+          <w:numId w:val="2"/>
         </w:numPr>
-        <w:spacing w:after="80" w:line="268" w:lineRule="auto"/>
-      </w:pPr>
-      <w:r>
-        <w:t>Saisissez votre mot de passe actuel, puis le nouveau (deux fois), et validez.</w:t>
+        <w:spacing w:after="60" w:line="268" w:lineRule="auto"/>
+      </w:pPr>
+      <w:r>
+        <w:rPr>
+          <w:b/>
+          <w:bCs/>
+        </w:rPr>
+        <w:t xml:space="preserve">Plus tard</w:t>
+      </w:r>
+      <w:r>
+        <w:t xml:space="preserve"> masque le bandeau jusqu'au lendemain.</w:t>
+      </w:r>
+    </w:p>
+    <w:p>
+      <w:pPr>
+        <w:pStyle w:val="Paragraphedeliste"/>
+        <w:numPr>
+          <w:ilvl w:val="0"/>
+          <w:numId w:val="2"/>
+        </w:numPr>
+        <w:spacing w:after="60" w:line="268" w:lineRule="auto"/>
+      </w:pPr>
+      <w:r>
+        <w:t xml:space="preserve">À tout moment : </w:t>
+      </w:r>
+      <w:r>
+        <w:rPr>
+          <w:b/>
+          <w:bCs/>
+        </w:rPr>
+        <w:t xml:space="preserve">Configuration → onglet Serveur → Version et mises à jour</w:t>
+      </w:r>
+      <w:r>
+        <w:t xml:space="preserve"> → </w:t>
+      </w:r>
+      <w:r>
+        <w:rPr>
+          <w:b/>
+          <w:bCs/>
+        </w:rPr>
+        <w:t xml:space="preserve">Vérifier maintenant</w:t>
+      </w:r>
+      <w:r>
+        <w:t xml:space="preserve">. La version installée y est affichée ; elle figure aussi en bas de la page de connexion.</w:t>
+      </w:r>
+    </w:p>
+    <w:tbl>
+      <w:tblPr>
+        <w:tblW w:w="9360" w:type="dxa"/>
+        <w:tblBorders>
+          <w:top w:val="single" w:sz="4" w:space="0" w:color="auto"/>
+          <w:left w:val="single" w:sz="4" w:space="0" w:color="auto"/>
+          <w:bottom w:val="single" w:sz="4" w:space="0" w:color="auto"/>
+          <w:right w:val="single" w:sz="4" w:space="0" w:color="auto"/>
+          <w:insideH w:val="single" w:sz="4" w:space="0" w:color="auto"/>
+          <w:insideV w:val="single" w:sz="4" w:space="0" w:color="auto"/>
+        </w:tblBorders>
+        <w:tblCellMar>
+          <w:left w:w="10" w:type="dxa"/>
+          <w:right w:w="10" w:type="dxa"/>
+        </w:tblCellMar>
+        <w:tblLook w:val="0000" w:firstRow="0" w:lastRow="0" w:firstColumn="0" w:lastColumn="0" w:noHBand="0" w:noVBand="0"/>
+      </w:tblPr>
+      <w:tblGrid>
+        <w:gridCol w:w="9360"/>
+      </w:tblGrid>
+      <w:tr>
+        <w:trPr>
+          <w:cantSplit/>
+        </w:trPr>
+        <w:tc>
+          <w:tcPr>
+            <w:tcW w:w="9360" w:type="dxa"/>
+            <w:tcBorders>
+              <w:left w:val="single" w:sz="18" w:space="0" w:color="3B82F6"/>
+            </w:tcBorders>
+            <w:shd w:val="clear" w:color="auto" w:fill="F1F5F9"/>
+            <w:tcMar>
+              <w:top w:w="110" w:type="dxa"/>
+              <w:left w:w="160" w:type="dxa"/>
+              <w:bottom w:w="110" w:type="dxa"/>
+              <w:right w:w="140" w:type="dxa"/>
+            </w:tcMar>
+          </w:tcPr>
+          <w:p>
+            <w:pPr>
+              <w:spacing w:after="60"/>
+            </w:pPr>
+            <w:r>
+              <w:rPr>
+                <w:b/>
+                <w:bCs/>
+                <w:color w:val="0A1F4D"/>
+              </w:rPr>
+              <w:t xml:space="preserve">ℹ️  Vos données ne sont pas touchées</w:t>
+            </w:r>
+          </w:p>
+          <w:p>
+            <w:pPr>
+              <w:spacing w:after="40" w:line="268" w:lineRule="auto"/>
+            </w:pPr>
+            <w:r>
+              <w:t xml:space="preserve">Seuls les fichiers de l'application sont remplacés. La base de données, les documents, les plans, la configuration et les réglages des modules restent tels quels ; aucun fichier n'est supprimé.</w:t>
+            </w:r>
+          </w:p>
+          <w:p>
+            <w:pPr>
+              <w:spacing w:after="40" w:line="268" w:lineRule="auto"/>
+            </w:pPr>
+            <w:r>
+              <w:t xml:space="preserve">Une sauvegarde est faite juste avant l'installation. En cas d'erreur, la version précédente est remise automatiquement, et </w:t>
+            </w:r>
+            <w:r>
+              <w:rPr>
+                <w:b/>
+                <w:bCs/>
+              </w:rPr>
+              <w:t xml:space="preserve">Historique / restaurer</w:t>
+            </w:r>
+            <w:r>
+              <w:t xml:space="preserve"> permet de revenir en arrière.</w:t>
+            </w:r>
+          </w:p>
+        </w:tc>
+      </w:tr>
+    </w:tbl>
+    <w:p>
+      <w:pPr>
+        <w:spacing w:after="60"/>
+      </w:pPr>
+    </w:p>
+    <w:tbl>
+      <w:tblPr>
+        <w:tblW w:w="9360" w:type="dxa"/>
+        <w:tblBorders>
+          <w:top w:val="single" w:sz="4" w:space="0" w:color="auto"/>
+          <w:left w:val="single" w:sz="4" w:space="0" w:color="auto"/>
+          <w:bottom w:val="single" w:sz="4" w:space="0" w:color="auto"/>
+          <w:right w:val="single" w:sz="4" w:space="0" w:color="auto"/>
+          <w:insideH w:val="single" w:sz="4" w:space="0" w:color="auto"/>
+          <w:insideV w:val="single" w:sz="4" w:space="0" w:color="auto"/>
+        </w:tblBorders>
+        <w:tblCellMar>
+          <w:left w:w="10" w:type="dxa"/>
+          <w:right w:w="10" w:type="dxa"/>
+        </w:tblCellMar>
+        <w:tblLook w:val="0000" w:firstRow="0" w:lastRow="0" w:firstColumn="0" w:lastColumn="0" w:noHBand="0" w:noVBand="0"/>
+      </w:tblPr>
+      <w:tblGrid>
+        <w:gridCol w:w="9360"/>
+      </w:tblGrid>
+      <w:tr>
+        <w:trPr>
+          <w:cantSplit/>
+        </w:trPr>
+        <w:tc>
+          <w:tcPr>
+            <w:tcW w:w="9360" w:type="dxa"/>
+            <w:tcBorders>
+              <w:left w:val="single" w:sz="18" w:space="0" w:color="EF4444"/>
+            </w:tcBorders>
+            <w:shd w:val="clear" w:color="auto" w:fill="F1F5F9"/>
+            <w:tcMar>
+              <w:top w:w="110" w:type="dxa"/>
+              <w:left w:w="160" w:type="dxa"/>
+              <w:bottom w:w="110" w:type="dxa"/>
+              <w:right w:w="140" w:type="dxa"/>
+            </w:tcMar>
+          </w:tcPr>
+          <w:p>
+            <w:pPr>
+              <w:spacing w:after="60"/>
+            </w:pPr>
+            <w:r>
+              <w:rPr>
+                <w:b/>
+                <w:bCs/>
+                <w:color w:val="0A1F4D"/>
+              </w:rPr>
+              <w:t xml:space="preserve">⚠️  Plusieurs organisations sur le même serveur</w:t>
+            </w:r>
+          </w:p>
+          <w:p>
+            <w:pPr>
+              <w:spacing w:after="40" w:line="268" w:lineRule="auto"/>
+            </w:pPr>
+            <w:r>
+              <w:t xml:space="preserve">Le code est commun à toutes les organisations hébergées : dans ce cas, seules les mises à jour décidées par le </w:t>
+            </w:r>
+            <w:r>
+              <w:rPr>
+                <w:b/>
+                <w:bCs/>
+              </w:rPr>
+              <w:t xml:space="preserve">Super Administrateur</w:t>
+            </w:r>
+            <w:r>
+              <w:t xml:space="preserve"> s'appliquent, et le bandeau ne vous est pas proposé.</w:t>
+            </w:r>
+          </w:p>
+        </w:tc>
+      </w:tr>
+    </w:tbl>
+    <w:p>
+      <w:pPr>
+        <w:spacing w:after="60"/>
+      </w:pPr>
+    </w:p>
+    <w:p>
+      <w:pPr>
+        <w:pStyle w:val="Titre1"/>
+      </w:pPr>
+      <w:bookmarkStart w:id="1072" w:name="_Toc90001072"/>
+      <w:bookmarkStart w:id="61" w:name="_Toc_ext_61"/>
+      <w:r>
+        <w:lastRenderedPageBreak/>
+        <w:t>Modules complémentaires (extensions)</w:t>
+      </w:r>
+      <w:bookmarkEnd w:id="61"/>
+      <w:bookmarkEnd w:id="1072"/>
+    </w:p>
+    <w:p>
+      <w:pPr>
+        <w:spacing w:after="120" w:line="278" w:lineRule="auto"/>
+      </w:pPr>
+      <w:r>
+        <w:t xml:space="preserve">Larka peut être enrichie par des </w:t>
+      </w:r>
+      <w:r>
+        <w:rPr>
+          <w:b/>
+          <w:bCs/>
+          <w:color w:val="0A1F4D"/>
+        </w:rPr>
+        <w:t xml:space="preserve">modules complémentaires</w:t>
+      </w:r>
+      <w:r>
+        <w:t xml:space="preserve"> — des packs de données qui ajoutent de nouveaux écrans, de nouvelles tuiles sur le tableau de bord, des encarts dans les fiches existantes, ou encore des types de demandes pour vos utilisateurs.</w:t>
+      </w:r>
+    </w:p>
+    <w:p>
+      <w:pPr>
+        <w:spacing w:after="120" w:line="278" w:lineRule="auto"/>
+      </w:pPr>
+      <w:r>
+        <w:t xml:space="preserve">Ces modules n'exécutent aucun code : ils décrivent ce qu'ils ajoutent (tables, champs, écrans, ancrages) et c'est Larka qui les affiche. L'administrateur garde le contrôle total : chaque module est examiné avant installation, ses permissions sont acceptées une par une, et il peut être désactivé ou désinstallé à tout moment.</w:t>
       </w:r>
     </w:p>
     <w:tbl>
@@ -4375,6 +5238,372 @@
             <w:bottom w:w="0" w:type="dxa"/>
           </w:tblCellMar>
         </w:tblPrEx>
+        <w:trPr>
+          <w:cantSplit/>
+        </w:trPr>
+        <w:tc>
+          <w:tcPr>
+            <w:tcW w:w="9360" w:type="dxa"/>
+            <w:tcBorders>
+              <w:left w:val="single" w:sz="18" w:space="0" w:color="3B82F6"/>
+            </w:tcBorders>
+            <w:shd w:val="clear" w:color="auto" w:fill="F1F5F9"/>
+            <w:tcMar>
+              <w:top w:w="110" w:type="dxa"/>
+              <w:left w:w="160" w:type="dxa"/>
+              <w:bottom w:w="110" w:type="dxa"/>
+              <w:right w:w="140" w:type="dxa"/>
+            </w:tcMar>
+          </w:tcPr>
+          <w:p>
+            <w:pPr>
+              <w:spacing w:after="60"/>
+            </w:pPr>
+            <w:r>
+              <w:rPr>
+                <w:b/>
+                <w:bCs/>
+                <w:color w:val="0A1F4D"/>
+              </w:rPr>
+              <w:t>ℹ️  Sécurité par conception</w:t>
+            </w:r>
+          </w:p>
+          <w:p>
+            <w:pPr>
+              <w:spacing w:after="40" w:line="268" w:lineRule="auto"/>
+            </w:pPr>
+            <w:r>
+              <w:t>Un module complémentaire ne peut ni lire ni modifier les données existantes de Larka, ni contacter de serveur extérieur. Il dispose uniquement de ses propres tables et ne s'affiche que dans les emplacements prévus. Chaque opération est journalisée.</w:t>
+            </w:r>
+          </w:p>
+        </w:tc>
+      </w:tr>
+    </w:tbl>
+    <w:p/>
+    <w:p>
+      <w:pPr>
+        <w:pStyle w:val="Titre2"/>
+      </w:pPr>
+      <w:bookmarkStart w:id="1073" w:name="_Toc90001073"/>
+      <w:bookmarkStart w:id="62" w:name="_Toc_ext_62"/>
+      <w:r>
+        <w:t>Activer les modules complémentaires</w:t>
+      </w:r>
+      <w:bookmarkEnd w:id="62"/>
+      <w:bookmarkEnd w:id="1073"/>
+    </w:p>
+    <w:p>
+      <w:pPr>
+        <w:spacing w:after="120" w:line="278" w:lineRule="auto"/>
+      </w:pPr>
+      <w:r>
+        <w:t xml:space="preserve">Par défaut, la couche de modules complémentaires est </w:t>
+      </w:r>
+      <w:r>
+        <w:rPr>
+          <w:b/>
+          <w:bCs/>
+          <w:color w:val="0A1F4D"/>
+        </w:rPr>
+        <w:t xml:space="preserve">inactive</w:t>
+      </w:r>
+      <w:r>
+        <w:t xml:space="preserve">. Aucun dossier n'est ouvert, aucun module n'est découvert ni chargé. Pour pouvoir installer des modules, un administrateur doit d'abord activer la fonctionnalité.</w:t>
+      </w:r>
+    </w:p>
+    <w:p>
+      <w:pPr>
+        <w:pStyle w:val="Paragraphedeliste"/>
+        <w:numPr>
+          <w:ilvl w:val="0"/>
+          <w:numId w:val="3"/>
+        </w:numPr>
+        <w:spacing w:after="60" w:line="268" w:lineRule="auto"/>
+      </w:pPr>
+      <w:r>
+        <w:t xml:space="preserve">Ouvrez </w:t>
+      </w:r>
+      <w:r>
+        <w:rPr>
+          <w:b/>
+          <w:bCs/>
+        </w:rPr>
+        <w:t xml:space="preserve">Administration → Modules complémentaires</w:t>
+      </w:r>
+      <w:r>
+        <w:t xml:space="preserve">.</w:t>
+      </w:r>
+    </w:p>
+    <w:p>
+      <w:pPr>
+        <w:pStyle w:val="Paragraphedeliste"/>
+        <w:numPr>
+          <w:ilvl w:val="0"/>
+          <w:numId w:val="3"/>
+        </w:numPr>
+        <w:spacing w:after="60" w:line="268" w:lineRule="auto"/>
+      </w:pPr>
+      <w:r>
+        <w:t xml:space="preserve">Cliquez sur </w:t>
+      </w:r>
+      <w:r>
+        <w:rPr>
+          <w:b/>
+          <w:bCs/>
+        </w:rPr>
+        <w:t xml:space="preserve">Activer les modules complémentaires</w:t>
+      </w:r>
+      <w:r>
+        <w:t xml:space="preserve">.</w:t>
+      </w:r>
+    </w:p>
+    <w:p>
+      <w:pPr>
+        <w:spacing w:after="120" w:line="278" w:lineRule="auto"/>
+      </w:pPr>
+      <w:r>
+        <w:t xml:space="preserve">L'activation ne fait qu'ouvrir la possibilité d'installer des modules : rien ne s'exécutera tant que vous n'aurez pas importé un paquet, examiné ses permissions et accepté l'installation. L'opération est réversible à tout moment.</w:t>
+      </w:r>
+    </w:p>
+    <w:p>
+      <w:pPr>
+        <w:pStyle w:val="Titre2"/>
+      </w:pPr>
+      <w:bookmarkStart w:id="1074" w:name="_Toc90001074"/>
+      <w:bookmarkStart w:id="63" w:name="_Toc_ext_63"/>
+      <w:r>
+        <w:t>Importer et installer un module</w:t>
+      </w:r>
+      <w:bookmarkEnd w:id="63"/>
+      <w:bookmarkEnd w:id="1074"/>
+    </w:p>
+    <w:p>
+      <w:pPr>
+        <w:spacing w:after="120" w:line="278" w:lineRule="auto"/>
+      </w:pPr>
+      <w:r>
+        <w:t xml:space="preserve">Les modules sont livrés sous forme de fichiers </w:t>
+      </w:r>
+      <w:r>
+        <w:rPr>
+          <w:b/>
+          <w:bCs/>
+          <w:color w:val="0A1F4D"/>
+        </w:rPr>
+        <w:t xml:space="preserve">.larka</w:t>
+      </w:r>
+      <w:r>
+        <w:t xml:space="preserve"> (paquets). Pour en installer un :</w:t>
+      </w:r>
+    </w:p>
+    <w:p>
+      <w:pPr>
+        <w:pStyle w:val="Paragraphedeliste"/>
+        <w:numPr>
+          <w:ilvl w:val="0"/>
+          <w:numId w:val="3"/>
+        </w:numPr>
+        <w:spacing w:after="60" w:line="268" w:lineRule="auto"/>
+      </w:pPr>
+      <w:r>
+        <w:t xml:space="preserve">Dans l'écran </w:t>
+      </w:r>
+      <w:r>
+        <w:rPr>
+          <w:b/>
+          <w:bCs/>
+        </w:rPr>
+        <w:t xml:space="preserve">Modules complémentaires</w:t>
+      </w:r>
+      <w:r>
+        <w:t xml:space="preserve">, glissez le fichier </w:t>
+      </w:r>
+      <w:r>
+        <w:rPr>
+          <w:b/>
+          <w:bCs/>
+        </w:rPr>
+        <w:t xml:space="preserve">.larka</w:t>
+      </w:r>
+      <w:r>
+        <w:t xml:space="preserve"> dans la zone de dépôt (ou cliquez pour parcourir).</w:t>
+      </w:r>
+    </w:p>
+    <w:p>
+      <w:pPr>
+        <w:pStyle w:val="Paragraphedeliste"/>
+        <w:numPr>
+          <w:ilvl w:val="0"/>
+          <w:numId w:val="3"/>
+        </w:numPr>
+        <w:spacing w:after="60" w:line="268" w:lineRule="auto"/>
+      </w:pPr>
+      <w:r>
+        <w:t xml:space="preserve">L'écran d'examen s'affiche : il décrit </w:t>
+      </w:r>
+      <w:r>
+        <w:rPr>
+          <w:b/>
+          <w:bCs/>
+        </w:rPr>
+        <w:t xml:space="preserve">ce que le module va créer</w:t>
+      </w:r>
+      <w:r>
+        <w:t xml:space="preserve"> (tables, écrans, ancrages) et </w:t>
+      </w:r>
+      <w:r>
+        <w:rPr>
+          <w:b/>
+          <w:bCs/>
+        </w:rPr>
+        <w:t xml:space="preserve">les permissions qu'il demande</w:t>
+      </w:r>
+      <w:r>
+        <w:t xml:space="preserve">, triées de la plus sensible à la plus anodine.</w:t>
+      </w:r>
+    </w:p>
+    <w:p>
+      <w:pPr>
+        <w:pStyle w:val="Paragraphedeliste"/>
+        <w:numPr>
+          <w:ilvl w:val="0"/>
+          <w:numId w:val="3"/>
+        </w:numPr>
+        <w:spacing w:after="60" w:line="268" w:lineRule="auto"/>
+      </w:pPr>
+      <w:r>
+        <w:rPr>
+          <w:b/>
+          <w:bCs/>
+        </w:rPr>
+        <w:t xml:space="preserve">Cochez chaque permission une par une</w:t>
+      </w:r>
+      <w:r>
+        <w:t xml:space="preserve">. Aucune case n'est pré-remplie : c'est vous qui décidez. Le bouton d'installation reste désactivé tant que toutes les permissions n'ont pas été acceptées.</w:t>
+      </w:r>
+    </w:p>
+    <w:p>
+      <w:pPr>
+        <w:pStyle w:val="Paragraphedeliste"/>
+        <w:numPr>
+          <w:ilvl w:val="0"/>
+          <w:numId w:val="3"/>
+        </w:numPr>
+        <w:spacing w:after="60" w:line="268" w:lineRule="auto"/>
+      </w:pPr>
+      <w:r>
+        <w:t xml:space="preserve">Cliquez sur </w:t>
+      </w:r>
+      <w:r>
+        <w:rPr>
+          <w:b/>
+          <w:bCs/>
+        </w:rPr>
+        <w:t xml:space="preserve">Installer</w:t>
+      </w:r>
+      <w:r>
+        <w:t xml:space="preserve">. Les tables sont créées, le module apparaît dans la liste et dans le menu latéral.</w:t>
+      </w:r>
+    </w:p>
+    <w:tbl>
+      <w:tblPr>
+        <w:tblW w:w="9360" w:type="dxa"/>
+        <w:tblBorders>
+          <w:top w:val="single" w:sz="4" w:space="0" w:color="auto"/>
+          <w:left w:val="single" w:sz="4" w:space="0" w:color="auto"/>
+          <w:bottom w:val="single" w:sz="4" w:space="0" w:color="auto"/>
+          <w:right w:val="single" w:sz="4" w:space="0" w:color="auto"/>
+          <w:insideH w:val="single" w:sz="4" w:space="0" w:color="auto"/>
+          <w:insideV w:val="single" w:sz="4" w:space="0" w:color="auto"/>
+        </w:tblBorders>
+        <w:tblCellMar>
+          <w:left w:w="10" w:type="dxa"/>
+          <w:right w:w="10" w:type="dxa"/>
+        </w:tblCellMar>
+        <w:tblLook w:val="04A0" w:firstRow="1" w:lastRow="0" w:firstColumn="1" w:lastColumn="0" w:noHBand="0" w:noVBand="1"/>
+      </w:tblPr>
+      <w:tblGrid>
+        <w:gridCol w:w="9360"/>
+      </w:tblGrid>
+      <w:tr>
+        <w:tblPrEx>
+          <w:tblCellMar>
+            <w:top w:w="0" w:type="dxa"/>
+            <w:bottom w:w="0" w:type="dxa"/>
+          </w:tblCellMar>
+        </w:tblPrEx>
+        <w:trPr>
+          <w:cantSplit/>
+        </w:trPr>
+        <w:tc>
+          <w:tcPr>
+            <w:tcW w:w="9360" w:type="dxa"/>
+            <w:tcBorders>
+              <w:left w:val="single" w:sz="18" w:space="0" w:color="3B82F6"/>
+            </w:tcBorders>
+            <w:shd w:val="clear" w:color="auto" w:fill="F1F5F9"/>
+            <w:tcMar>
+              <w:top w:w="110" w:type="dxa"/>
+              <w:left w:w="160" w:type="dxa"/>
+              <w:bottom w:w="110" w:type="dxa"/>
+              <w:right w:w="140" w:type="dxa"/>
+            </w:tcMar>
+          </w:tcPr>
+          <w:p>
+            <w:pPr>
+              <w:spacing w:after="60"/>
+            </w:pPr>
+            <w:r>
+              <w:rPr>
+                <w:b/>
+                <w:bCs/>
+                <w:color w:val="0A1F4D"/>
+              </w:rPr>
+              <w:t>ℹ️  Paquets présents sur le serveur</w:t>
+            </w:r>
+          </w:p>
+          <w:p>
+            <w:pPr>
+              <w:spacing w:after="40" w:line="268" w:lineRule="auto"/>
+            </w:pPr>
+            <w:r>
+              <w:t>Si des fichiers .larka ont été déposés manuellement sur le serveur (dans le dossier extensions/), ils apparaissent dans la section « Paquets présents sur le serveur » avec un bouton Examiner.</w:t>
+            </w:r>
+          </w:p>
+        </w:tc>
+      </w:tr>
+    </w:tbl>
+    <w:p/>
+    <w:tbl>
+      <w:tblPr>
+        <w:tblW w:w="9360" w:type="dxa"/>
+        <w:tblBorders>
+          <w:top w:val="single" w:sz="4" w:space="0" w:color="auto"/>
+          <w:left w:val="single" w:sz="4" w:space="0" w:color="auto"/>
+          <w:bottom w:val="single" w:sz="4" w:space="0" w:color="auto"/>
+          <w:right w:val="single" w:sz="4" w:space="0" w:color="auto"/>
+          <w:insideH w:val="single" w:sz="4" w:space="0" w:color="auto"/>
+          <w:insideV w:val="single" w:sz="4" w:space="0" w:color="auto"/>
+        </w:tblBorders>
+        <w:tblCellMar>
+          <w:left w:w="10" w:type="dxa"/>
+          <w:right w:w="10" w:type="dxa"/>
+        </w:tblCellMar>
+        <w:tblLook w:val="04A0" w:firstRow="1" w:lastRow="0" w:firstColumn="1" w:lastColumn="0" w:noHBand="0" w:noVBand="1"/>
+      </w:tblPr>
+      <w:tblGrid>
+        <w:gridCol w:w="9360"/>
+      </w:tblGrid>
+      <w:tr>
+        <w:tblPrEx>
+          <w:tblCellMar>
+            <w:top w:w="0" w:type="dxa"/>
+            <w:bottom w:w="0" w:type="dxa"/>
+          </w:tblCellMar>
+        </w:tblPrEx>
+        <w:trPr>
+          <w:cantSplit/>
+        </w:trPr>
         <w:tc>
           <w:tcPr>
             <w:tcW w:w="9360" w:type="dxa"/>
@@ -4399,7 +5628,7 @@
                 <w:bCs/>
                 <w:color w:val="0A1F4D"/>
               </w:rPr>
-              <w:t>⚠️  Attention</w:t>
+              <w:t>⚠️  Niveaux de risque</w:t>
             </w:r>
           </w:p>
           <w:p>
@@ -4407,12 +5636,995 @@
               <w:spacing w:after="40" w:line="268" w:lineRule="auto"/>
             </w:pPr>
             <w:r>
-              <w:t>Choisissez un mot de passe robuste (long, mêlant lettres, chiffres et symboles) et ne le réutilisez pas d'un autre service.</w:t>
+              <w:t>Chaque permission porte un niveau de risque : Faible (pas d'accès aux données), Moyen (lecture de données non nominatives) ou Élevé (accès à des données personnelles ou insertion dans des pages existantes). Le bandeau de l'écran d'installation reflète le niveau le plus élevé parmi les permissions demandées.</w:t>
             </w:r>
           </w:p>
         </w:tc>
       </w:tr>
     </w:tbl>
+    <w:p/>
+    <w:p>
+      <w:pPr>
+        <w:pStyle w:val="Titre2"/>
+      </w:pPr>
+      <w:bookmarkStart w:id="1075" w:name="_Toc90001075"/>
+      <w:bookmarkStart w:id="64" w:name="_Toc_ext_64"/>
+      <w:r>
+        <w:t>Gérer les modules installés</w:t>
+      </w:r>
+      <w:bookmarkEnd w:id="64"/>
+      <w:bookmarkEnd w:id="1075"/>
+    </w:p>
+    <w:p>
+      <w:pPr>
+        <w:spacing w:after="120" w:line="278" w:lineRule="auto"/>
+      </w:pPr>
+      <w:r>
+        <w:t xml:space="preserve">L'écran </w:t>
+      </w:r>
+      <w:r>
+        <w:rPr>
+          <w:b/>
+          <w:bCs/>
+          <w:color w:val="0A1F4D"/>
+        </w:rPr>
+        <w:t xml:space="preserve">Modules complémentaires</w:t>
+      </w:r>
+      <w:r>
+        <w:t xml:space="preserve"> affiche la liste des modules installés avec leur état (actif, désactivé, suspendu) et leurs caractéristiques.</w:t>
+      </w:r>
+    </w:p>
+    <w:p>
+      <w:pPr>
+        <w:pStyle w:val="Titre3"/>
+      </w:pPr>
+      <w:bookmarkStart w:id="1076" w:name="_Toc90001076"/>
+      <w:r>
+        <w:t>Activer ou désactiver un module</w:t>
+      </w:r>
+      <w:bookmarkEnd w:id="1076"/>
+    </w:p>
+    <w:p>
+      <w:pPr>
+        <w:spacing w:after="120" w:line="278" w:lineRule="auto"/>
+      </w:pPr>
+      <w:r>
+        <w:t xml:space="preserve">Chaque module peut être </w:t>
+      </w:r>
+      <w:r>
+        <w:rPr>
+          <w:b/>
+          <w:bCs/>
+          <w:color w:val="0A1F4D"/>
+        </w:rPr>
+        <w:t xml:space="preserve">activé</w:t>
+      </w:r>
+      <w:r>
+        <w:t xml:space="preserve"> ou </w:t>
+      </w:r>
+      <w:r>
+        <w:rPr>
+          <w:b/>
+          <w:bCs/>
+          <w:color w:val="0A1F4D"/>
+        </w:rPr>
+        <w:t xml:space="preserve">désactivé</w:t>
+      </w:r>
+      <w:r>
+        <w:t xml:space="preserve"> individuellement. Un module désactivé disparaît du menu et des ancrages, mais ses données et sa configuration sont conservées. Vous pouvez le réactiver à tout moment.</w:t>
+      </w:r>
+    </w:p>
+    <w:p>
+      <w:pPr>
+        <w:pStyle w:val="Titre3"/>
+      </w:pPr>
+      <w:bookmarkStart w:id="1077" w:name="_Toc90001077"/>
+      <w:r>
+        <w:t>Désinstaller un module</w:t>
+      </w:r>
+      <w:bookmarkEnd w:id="1077"/>
+    </w:p>
+    <w:p>
+      <w:pPr>
+        <w:spacing w:after="120" w:line="278" w:lineRule="auto"/>
+      </w:pPr>
+      <w:r>
+        <w:t xml:space="preserve">La désinstallation retire le module de la liste. Les fichiers et les données du module sont </w:t>
+      </w:r>
+      <w:r>
+        <w:rPr>
+          <w:b/>
+          <w:bCs/>
+          <w:color w:val="0A1F4D"/>
+        </w:rPr>
+        <w:t xml:space="preserve">conservés sur le disque</w:t>
+      </w:r>
+      <w:r>
+        <w:t xml:space="preserve"> : la désinstallation ne détruit jamais de données. Si vous réinstallez le même module par la suite, il retrouvera ses données.</w:t>
+      </w:r>
+    </w:p>
+    <w:p>
+      <w:pPr>
+        <w:pStyle w:val="Titre3"/>
+      </w:pPr>
+      <w:bookmarkStart w:id="1078" w:name="_Toc90001078"/>
+      <w:r>
+        <w:t>Suspension automatique</w:t>
+      </w:r>
+      <w:bookmarkEnd w:id="1078"/>
+    </w:p>
+    <w:p>
+      <w:pPr>
+        <w:spacing w:after="120" w:line="278" w:lineRule="auto"/>
+      </w:pPr>
+      <w:r>
+        <w:t xml:space="preserve">Si un module rencontre trois erreurs consécutives, Larka le </w:t>
+      </w:r>
+      <w:r>
+        <w:rPr>
+          <w:b/>
+          <w:bCs/>
+          <w:color w:val="0A1F4D"/>
+        </w:rPr>
+        <w:t xml:space="preserve">suspend automatiquement</w:t>
+      </w:r>
+      <w:r>
+        <w:t xml:space="preserve"> pour protéger le reste de l'application. L'écran indique la raison de la suspension. Vous pouvez relancer le module une fois le problème résolu.</w:t>
+      </w:r>
+    </w:p>
+    <w:tbl>
+      <w:tblPr>
+        <w:tblW w:w="9360" w:type="dxa"/>
+        <w:tblBorders>
+          <w:top w:val="single" w:sz="4" w:space="0" w:color="auto"/>
+          <w:left w:val="single" w:sz="4" w:space="0" w:color="auto"/>
+          <w:bottom w:val="single" w:sz="4" w:space="0" w:color="auto"/>
+          <w:right w:val="single" w:sz="4" w:space="0" w:color="auto"/>
+          <w:insideH w:val="single" w:sz="4" w:space="0" w:color="auto"/>
+          <w:insideV w:val="single" w:sz="4" w:space="0" w:color="auto"/>
+        </w:tblBorders>
+        <w:tblCellMar>
+          <w:left w:w="10" w:type="dxa"/>
+          <w:right w:w="10" w:type="dxa"/>
+        </w:tblCellMar>
+        <w:tblLook w:val="04A0" w:firstRow="1" w:lastRow="0" w:firstColumn="1" w:lastColumn="0" w:noHBand="0" w:noVBand="1"/>
+      </w:tblPr>
+      <w:tblGrid>
+        <w:gridCol w:w="9360"/>
+      </w:tblGrid>
+      <w:tr>
+        <w:tblPrEx>
+          <w:tblCellMar>
+            <w:top w:w="0" w:type="dxa"/>
+            <w:bottom w:w="0" w:type="dxa"/>
+          </w:tblCellMar>
+        </w:tblPrEx>
+        <w:trPr>
+          <w:cantSplit/>
+        </w:trPr>
+        <w:tc>
+          <w:tcPr>
+            <w:tcW w:w="9360" w:type="dxa"/>
+            <w:tcBorders>
+              <w:left w:val="single" w:sz="18" w:space="0" w:color="3B82F6"/>
+            </w:tcBorders>
+            <w:shd w:val="clear" w:color="auto" w:fill="F1F5F9"/>
+            <w:tcMar>
+              <w:top w:w="110" w:type="dxa"/>
+              <w:left w:w="160" w:type="dxa"/>
+              <w:bottom w:w="110" w:type="dxa"/>
+              <w:right w:w="140" w:type="dxa"/>
+            </w:tcMar>
+          </w:tcPr>
+          <w:p>
+            <w:pPr>
+              <w:spacing w:after="60"/>
+            </w:pPr>
+            <w:r>
+              <w:rPr>
+                <w:b/>
+                <w:bCs/>
+                <w:color w:val="0A1F4D"/>
+              </w:rPr>
+              <w:t>ℹ️  Mise à jour d'un module</w:t>
+            </w:r>
+          </w:p>
+          <w:p>
+            <w:pPr>
+              <w:spacing w:after="40" w:line="268" w:lineRule="auto"/>
+            </w:pPr>
+            <w:r>
+              <w:t>Quand un module est mis à jour et demande de nouvelles permissions, il est automatiquement suspendu jusqu'à ce que vous ayez revu et accepté les nouvelles permissions depuis l'écran Modules complémentaires.</w:t>
+            </w:r>
+          </w:p>
+        </w:tc>
+      </w:tr>
+    </w:tbl>
+    <w:p/>
+    <w:p>
+      <w:pPr>
+        <w:pStyle w:val="Titre2"/>
+      </w:pPr>
+      <w:bookmarkStart w:id="1079" w:name="_Toc90001079"/>
+      <w:bookmarkStart w:id="65" w:name="_Toc_ext_65"/>
+      <w:r>
+        <w:t>Contrôler l'accès par rôle</w:t>
+      </w:r>
+      <w:bookmarkEnd w:id="65"/>
+      <w:bookmarkEnd w:id="1079"/>
+    </w:p>
+    <w:p>
+      <w:pPr>
+        <w:spacing w:after="120" w:line="278" w:lineRule="auto"/>
+      </w:pPr>
+      <w:r>
+        <w:t xml:space="preserve">Chaque module déclare les rôles qu'il vise (Gestionnaire, Admin, Visionneur, Demandeur). En tant qu'administrateur, vous pouvez </w:t>
+      </w:r>
+      <w:r>
+        <w:rPr>
+          <w:b/>
+          <w:bCs/>
+          <w:color w:val="0A1F4D"/>
+        </w:rPr>
+        <w:t xml:space="preserve">restreindre ou élargir</w:t>
+      </w:r>
+      <w:r>
+        <w:t xml:space="preserve"> cette visibilité pour les rôles optionnels (Visionneur et Demandeur). Les rôles Gestionnaire et Admin ne peuvent pas être retirés : ce sont eux qui installent et configurent les modules.</w:t>
+      </w:r>
+    </w:p>
+    <w:p>
+      <w:pPr>
+        <w:spacing w:after="120" w:line="278" w:lineRule="auto"/>
+      </w:pPr>
+      <w:r>
+        <w:t xml:space="preserve">Pour modifier les rôles d'un module installé, rendez-vous sur sa fiche dans l'écran Modules complémentaires et ajustez les rôles autorisés.</w:t>
+      </w:r>
+    </w:p>
+    <w:tbl>
+      <w:tblPr>
+        <w:tblW w:w="9360" w:type="dxa"/>
+        <w:tblBorders>
+          <w:top w:val="single" w:sz="4" w:space="0" w:color="auto"/>
+          <w:left w:val="single" w:sz="4" w:space="0" w:color="auto"/>
+          <w:bottom w:val="single" w:sz="4" w:space="0" w:color="auto"/>
+          <w:right w:val="single" w:sz="4" w:space="0" w:color="auto"/>
+          <w:insideH w:val="single" w:sz="4" w:space="0" w:color="auto"/>
+          <w:insideV w:val="single" w:sz="4" w:space="0" w:color="auto"/>
+        </w:tblBorders>
+        <w:tblCellMar>
+          <w:left w:w="10" w:type="dxa"/>
+          <w:right w:w="10" w:type="dxa"/>
+        </w:tblCellMar>
+        <w:tblLook w:val="04A0" w:firstRow="1" w:lastRow="0" w:firstColumn="1" w:lastColumn="0" w:noHBand="0" w:noVBand="1"/>
+      </w:tblPr>
+      <w:tblGrid>
+        <w:gridCol w:w="9360"/>
+      </w:tblGrid>
+      <w:tr>
+        <w:tblPrEx>
+          <w:tblCellMar>
+            <w:top w:w="0" w:type="dxa"/>
+            <w:bottom w:w="0" w:type="dxa"/>
+          </w:tblCellMar>
+        </w:tblPrEx>
+        <w:trPr>
+          <w:cantSplit/>
+        </w:trPr>
+        <w:tc>
+          <w:tcPr>
+            <w:tcW w:w="9360" w:type="dxa"/>
+            <w:tcBorders>
+              <w:left w:val="single" w:sz="18" w:space="0" w:color="16A34A"/>
+            </w:tcBorders>
+            <w:shd w:val="clear" w:color="auto" w:fill="F0FDF4"/>
+            <w:tcMar>
+              <w:top w:w="110" w:type="dxa"/>
+              <w:left w:w="160" w:type="dxa"/>
+              <w:bottom w:w="110" w:type="dxa"/>
+              <w:right w:w="140" w:type="dxa"/>
+            </w:tcMar>
+          </w:tcPr>
+          <w:p>
+            <w:pPr>
+              <w:spacing w:after="60"/>
+            </w:pPr>
+            <w:r>
+              <w:rPr>
+                <w:b/>
+                <w:bCs/>
+                <w:color w:val="0A1F4D"/>
+              </w:rPr>
+              <w:t>💡  Contrôle côté serveur</w:t>
+            </w:r>
+          </w:p>
+          <w:p>
+            <w:pPr>
+              <w:spacing w:after="40" w:line="268" w:lineRule="auto"/>
+            </w:pPr>
+            <w:r>
+              <w:t>Le filtrage par rôle est appliqué côté serveur : un rôle non autorisé ne verra ni l'entrée de menu, ni les ancrages du module, et le serveur refusera toute requête. Ce n'est pas un simple masquage de l'interface.</w:t>
+            </w:r>
+          </w:p>
+        </w:tc>
+      </w:tr>
+    </w:tbl>
+    <w:p/>
+    <w:p>
+      <w:pPr>
+        <w:pStyle w:val="Titre2"/>
+      </w:pPr>
+      <w:bookmarkStart w:id="1080" w:name="_Toc90001080"/>
+      <w:bookmarkStart w:id="66" w:name="_Toc_ext_66"/>
+      <w:r>
+        <w:t>Les pages d'un module</w:t>
+      </w:r>
+      <w:bookmarkEnd w:id="66"/>
+      <w:bookmarkEnd w:id="1080"/>
+    </w:p>
+    <w:p>
+      <w:pPr>
+        <w:spacing w:after="120" w:line="278" w:lineRule="auto"/>
+      </w:pPr>
+      <w:r>
+        <w:t xml:space="preserve">Un module peut ajouter une ou plusieurs </w:t>
+      </w:r>
+      <w:r>
+        <w:rPr>
+          <w:b/>
+          <w:bCs/>
+          <w:color w:val="0A1F4D"/>
+        </w:rPr>
+        <w:t xml:space="preserve">pages</w:t>
+      </w:r>
+      <w:r>
+        <w:t xml:space="preserve"> dans le menu latéral. Chaque page apparaît comme un onglet, avec son propre titre et son icône. Elle fonctionne comme les écrans natifs de Larka : liste d'enregistrements avec recherche, tri, filtres, formulaire de création et modification.</w:t>
+      </w:r>
+    </w:p>
+    <w:p>
+      <w:pPr>
+        <w:spacing w:after="120" w:line="278" w:lineRule="auto"/>
+      </w:pPr>
+      <w:r>
+        <w:t xml:space="preserve">Les actions disponibles sur chaque page dépendent de ce que l'auteur du module a prévu : création, modification, suppression, export CSV. Le module peut aussi définir des vues calendrier, des colonnes personnalisées, des regroupements et des totaux.</w:t>
+      </w:r>
+    </w:p>
+    <w:p>
+      <w:pPr>
+        <w:pStyle w:val="Titre2"/>
+      </w:pPr>
+      <w:bookmarkStart w:id="1081" w:name="_Toc90001081"/>
+      <w:bookmarkStart w:id="67" w:name="_Toc_ext_67"/>
+      <w:r>
+        <w:t>Les ancrages : encarts dans les pages existantes</w:t>
+      </w:r>
+      <w:bookmarkEnd w:id="67"/>
+      <w:bookmarkEnd w:id="1081"/>
+    </w:p>
+    <w:p>
+      <w:pPr>
+        <w:spacing w:after="120" w:line="278" w:lineRule="auto"/>
+      </w:pPr>
+      <w:r>
+        <w:t xml:space="preserve">En plus de ses propres pages, un module peut s'insérer dans des emplacements prévus par Larka, appelés </w:t>
+      </w:r>
+      <w:r>
+        <w:rPr>
+          <w:b/>
+          <w:bCs/>
+          <w:color w:val="0A1F4D"/>
+        </w:rPr>
+        <w:t xml:space="preserve">ancrages</w:t>
+      </w:r>
+      <w:r>
+        <w:t xml:space="preserve">. Ces emplacements sont fixes : le module ne choisit pas où s'insérer librement.</w:t>
+      </w:r>
+    </w:p>
+    <w:p>
+      <w:pPr>
+        <w:pStyle w:val="Titre3"/>
+      </w:pPr>
+      <w:bookmarkStart w:id="1082" w:name="_Toc90001082"/>
+      <w:r>
+        <w:t>Tuile sur le tableau de bord</w:t>
+      </w:r>
+      <w:bookmarkEnd w:id="1082"/>
+    </w:p>
+    <w:p>
+      <w:pPr>
+        <w:spacing w:after="120" w:line="278" w:lineRule="auto"/>
+      </w:pPr>
+      <w:r>
+        <w:t xml:space="preserve">Un module peut afficher une </w:t>
+      </w:r>
+      <w:r>
+        <w:rPr>
+          <w:b/>
+          <w:bCs/>
+          <w:color w:val="0A1F4D"/>
+        </w:rPr>
+        <w:t xml:space="preserve">tuile compteur</w:t>
+      </w:r>
+      <w:r>
+        <w:t xml:space="preserve"> sur la page d'accueil, au même titre que les compteurs natifs. Elle indique par exemple le nombre d'enregistrements du module, et un clic mène à la page correspondante.</w:t>
+      </w:r>
+    </w:p>
+    <w:p>
+      <w:pPr>
+        <w:pStyle w:val="Titre3"/>
+      </w:pPr>
+      <w:bookmarkStart w:id="1083" w:name="_Toc90001083"/>
+      <w:r>
+        <w:t>Encart dans les fiches</w:t>
+      </w:r>
+      <w:bookmarkEnd w:id="1083"/>
+    </w:p>
+    <w:p>
+      <w:pPr>
+        <w:spacing w:after="120" w:line="278" w:lineRule="auto"/>
+      </w:pPr>
+      <w:r>
+        <w:t xml:space="preserve">Un module peut ajouter un </w:t>
+      </w:r>
+      <w:r>
+        <w:rPr>
+          <w:b/>
+          <w:bCs/>
+          <w:color w:val="0A1F4D"/>
+        </w:rPr>
+        <w:t xml:space="preserve">encart</w:t>
+      </w:r>
+      <w:r>
+        <w:t xml:space="preserve"> en bas de la fiche d'un bien ou d'un équipement, pour y afficher les enregistrements liés. Par exemple, un module de gestion de clés peut afficher les clés rattachées à un bâtiment directement dans la fiche du bien.</w:t>
+      </w:r>
+    </w:p>
+    <w:p>
+      <w:pPr>
+        <w:pStyle w:val="Titre3"/>
+      </w:pPr>
+      <w:bookmarkStart w:id="1084" w:name="_Toc90001084"/>
+      <w:r>
+        <w:t>Repères sur les plans</w:t>
+      </w:r>
+      <w:bookmarkEnd w:id="1084"/>
+    </w:p>
+    <w:p>
+      <w:pPr>
+        <w:spacing w:after="120" w:line="278" w:lineRule="auto"/>
+      </w:pPr>
+      <w:r>
+        <w:t xml:space="preserve">Un module peut poser des </w:t>
+      </w:r>
+      <w:r>
+        <w:rPr>
+          <w:b/>
+          <w:bCs/>
+          <w:color w:val="0A1F4D"/>
+        </w:rPr>
+        <w:t xml:space="preserve">repères (marqueurs)</w:t>
+      </w:r>
+      <w:r>
+        <w:t xml:space="preserve"> sur les plans de bâtiments, avec un outil supplémentaire dans la barre d'outils des plans. Chaque repère est relié à un enregistrement du module.</w:t>
+      </w:r>
+    </w:p>
+    <w:p>
+      <w:pPr>
+        <w:pStyle w:val="Titre3"/>
+      </w:pPr>
+      <w:bookmarkStart w:id="1085" w:name="_Toc90001085"/>
+      <w:r>
+        <w:t>Type de demande</w:t>
+      </w:r>
+      <w:bookmarkEnd w:id="1085"/>
+    </w:p>
+    <w:p>
+      <w:pPr>
+        <w:spacing w:after="120" w:line="278" w:lineRule="auto"/>
+      </w:pPr>
+      <w:r>
+        <w:t xml:space="preserve">Un module peut devenir un </w:t>
+      </w:r>
+      <w:r>
+        <w:rPr>
+          <w:b/>
+          <w:bCs/>
+          <w:color w:val="0A1F4D"/>
+        </w:rPr>
+        <w:t xml:space="preserve">type de demande</w:t>
+      </w:r>
+      <w:r>
+        <w:t xml:space="preserve"> dans l'écran « Nouvelle demande ». Son bouton s'insère à côté des types existants (Technique, Archive…) et son formulaire s'affiche dans le même modal. C'est la solution pour un module destiné principalement aux demandeurs, qui n'ont pas accès au menu complet.</w:t>
+      </w:r>
+    </w:p>
+    <w:p>
+      <w:pPr>
+        <w:pStyle w:val="Titre2"/>
+      </w:pPr>
+      <w:bookmarkStart w:id="1086" w:name="_Toc90001086"/>
+      <w:bookmarkStart w:id="68" w:name="_Toc_ext_68"/>
+      <w:r>
+        <w:t>Données et réglages d'un module</w:t>
+      </w:r>
+      <w:bookmarkEnd w:id="68"/>
+      <w:bookmarkEnd w:id="1086"/>
+    </w:p>
+    <w:p>
+      <w:pPr>
+        <w:spacing w:after="120" w:line="278" w:lineRule="auto"/>
+      </w:pPr>
+      <w:r>
+        <w:t xml:space="preserve">Chaque module dispose de ses </w:t>
+      </w:r>
+      <w:r>
+        <w:rPr>
+          <w:b/>
+          <w:bCs/>
+          <w:color w:val="0A1F4D"/>
+        </w:rPr>
+        <w:t xml:space="preserve">propres tables</w:t>
+      </w:r>
+      <w:r>
+        <w:t xml:space="preserve"> dans la base de données, préfixées et isolées des données de Larka. Il ne peut ni lire ni modifier les tables d'un autre module ou celles du cœur. Les données saisies dans un module lui appartiennent.</w:t>
+      </w:r>
+    </w:p>
+    <w:p>
+      <w:pPr>
+        <w:spacing w:after="120" w:line="278" w:lineRule="auto"/>
+      </w:pPr>
+      <w:r>
+        <w:t xml:space="preserve">Certains modules proposent des </w:t>
+      </w:r>
+      <w:r>
+        <w:rPr>
+          <w:b/>
+          <w:bCs/>
+          <w:color w:val="0A1F4D"/>
+        </w:rPr>
+        <w:t xml:space="preserve">réglages</w:t>
+      </w:r>
+      <w:r>
+        <w:t xml:space="preserve"> (paramètres de fonctionnement, valeurs par défaut, options d'affichage) accessibles depuis leur page. Ces réglages sont propres à votre organisation et n'affectent pas les autres.</w:t>
+      </w:r>
+    </w:p>
+    <w:p>
+      <w:pPr>
+        <w:pStyle w:val="Titre3"/>
+      </w:pPr>
+      <w:bookmarkStart w:id="1087" w:name="_Toc90001087"/>
+      <w:r>
+        <w:t>Liens vers les données de Larka</w:t>
+      </w:r>
+      <w:bookmarkEnd w:id="1087"/>
+    </w:p>
+    <w:p>
+      <w:pPr>
+        <w:spacing w:after="120" w:line="278" w:lineRule="auto"/>
+      </w:pPr>
+      <w:r>
+        <w:t xml:space="preserve">Un module peut proposer des champs de type </w:t>
+      </w:r>
+      <w:r>
+        <w:rPr>
+          <w:b/>
+          <w:bCs/>
+          <w:color w:val="0A1F4D"/>
+        </w:rPr>
+        <w:t xml:space="preserve">lien</w:t>
+      </w:r>
+      <w:r>
+        <w:t xml:space="preserve"> qui référencent un enregistrement existant de Larka (un bien, un équipement, un contrat, etc.). Le module ne modifie pas ces enregistrements : il les désigne, en lecture seule.</w:t>
+      </w:r>
+    </w:p>
+    <w:p>
+      <w:pPr>
+        <w:pStyle w:val="Titre3"/>
+      </w:pPr>
+      <w:bookmarkStart w:id="1088" w:name="_Toc90001088"/>
+      <w:r>
+        <w:t>Apparence et personnalisation</w:t>
+      </w:r>
+      <w:bookmarkEnd w:id="1088"/>
+    </w:p>
+    <w:p>
+      <w:pPr>
+        <w:spacing w:after="120" w:line="278" w:lineRule="auto"/>
+      </w:pPr>
+      <w:r>
+        <w:t xml:space="preserve">Si le module inclut des options d'apparence (thème, couleurs, densité), celles-ci s'appliquent uniquement à ses propres pages. Le module peut également fournir des traductions et un vocabulaire personnalisé pour adapter les libellés à votre métier.</w:t>
+      </w:r>
+    </w:p>
+    <w:p>
+      <w:pPr>
+        <w:pStyle w:val="Titre2"/>
+      </w:pPr>
+      <w:bookmarkStart w:id="1089" w:name="_Toc90001089"/>
+      <w:bookmarkStart w:id="69" w:name="_Toc_ext_69"/>
+      <w:r>
+        <w:t>Fichiers et dossier du module</w:t>
+      </w:r>
+      <w:bookmarkEnd w:id="69"/>
+      <w:bookmarkEnd w:id="1089"/>
+    </w:p>
+    <w:p>
+      <w:pPr>
+        <w:spacing w:after="120" w:line="278" w:lineRule="auto"/>
+      </w:pPr>
+      <w:r>
+        <w:t xml:space="preserve">Un module peut disposer d'un </w:t>
+      </w:r>
+      <w:r>
+        <w:rPr>
+          <w:b/>
+          <w:bCs/>
+          <w:color w:val="0A1F4D"/>
+        </w:rPr>
+        <w:t xml:space="preserve">dossier personnel</w:t>
+      </w:r>
+      <w:r>
+        <w:t xml:space="preserve"> sur le serveur, hors de la racine web, dans lequel il trouve les fichiers livrés avec le paquet (icônes, thèmes, traductions). Ce dossier est en lecture seule pour le module.</w:t>
+      </w:r>
+    </w:p>
+    <w:p>
+      <w:pPr>
+        <w:spacing w:after="120" w:line="278" w:lineRule="auto"/>
+      </w:pPr>
+      <w:r>
+        <w:t xml:space="preserve">Si le module le prévoit, une zone de dépôt peut apparaître sur son écran pour que les utilisateurs puissent </w:t>
+      </w:r>
+      <w:r>
+        <w:rPr>
+          <w:b/>
+          <w:bCs/>
+          <w:color w:val="0A1F4D"/>
+        </w:rPr>
+        <w:t xml:space="preserve">déposer des fichiers</w:t>
+      </w:r>
+      <w:r>
+        <w:t xml:space="preserve"> (images, documents PDF, etc.). Chaque fichier est vérifié sur son contenu réel (pas sur son nom) et n'est jamais interprété — seulement téléchargé.</w:t>
+      </w:r>
+    </w:p>
+    <w:tbl>
+      <w:tblPr>
+        <w:tblW w:w="9360" w:type="dxa"/>
+        <w:tblBorders>
+          <w:top w:val="single" w:sz="4" w:space="0" w:color="auto"/>
+          <w:left w:val="single" w:sz="4" w:space="0" w:color="auto"/>
+          <w:bottom w:val="single" w:sz="4" w:space="0" w:color="auto"/>
+          <w:right w:val="single" w:sz="4" w:space="0" w:color="auto"/>
+          <w:insideH w:val="single" w:sz="4" w:space="0" w:color="auto"/>
+          <w:insideV w:val="single" w:sz="4" w:space="0" w:color="auto"/>
+        </w:tblBorders>
+        <w:tblCellMar>
+          <w:left w:w="10" w:type="dxa"/>
+          <w:right w:w="10" w:type="dxa"/>
+        </w:tblCellMar>
+        <w:tblLook w:val="04A0" w:firstRow="1" w:lastRow="0" w:firstColumn="1" w:lastColumn="0" w:noHBand="0" w:noVBand="1"/>
+      </w:tblPr>
+      <w:tblGrid>
+        <w:gridCol w:w="9360"/>
+      </w:tblGrid>
+      <w:tr>
+        <w:tblPrEx>
+          <w:tblCellMar>
+            <w:top w:w="0" w:type="dxa"/>
+            <w:bottom w:w="0" w:type="dxa"/>
+          </w:tblCellMar>
+        </w:tblPrEx>
+        <w:trPr>
+          <w:cantSplit/>
+        </w:trPr>
+        <w:tc>
+          <w:tcPr>
+            <w:tcW w:w="9360" w:type="dxa"/>
+            <w:tcBorders>
+              <w:left w:val="single" w:sz="18" w:space="0" w:color="3B82F6"/>
+            </w:tcBorders>
+            <w:shd w:val="clear" w:color="auto" w:fill="F1F5F9"/>
+            <w:tcMar>
+              <w:top w:w="110" w:type="dxa"/>
+              <w:left w:w="160" w:type="dxa"/>
+              <w:bottom w:w="110" w:type="dxa"/>
+              <w:right w:w="140" w:type="dxa"/>
+            </w:tcMar>
+          </w:tcPr>
+          <w:p>
+            <w:pPr>
+              <w:spacing w:after="60"/>
+            </w:pPr>
+            <w:r>
+              <w:rPr>
+                <w:b/>
+                <w:bCs/>
+                <w:color w:val="0A1F4D"/>
+              </w:rPr>
+              <w:t>ℹ️  Bon à savoir</w:t>
+            </w:r>
+          </w:p>
+          <w:p>
+            <w:pPr>
+              <w:spacing w:after="40" w:line="268" w:lineRule="auto"/>
+            </w:pPr>
+            <w:r>
+              <w:t>Les fichiers déposés dans un module sont stockés dans un espace dédié, séparé des documents joints aux biens ou équipements de Larka. La désinstallation du module ne supprime pas ces fichiers.</w:t>
+            </w:r>
+          </w:p>
+        </w:tc>
+      </w:tr>
+    </w:tbl>
+    <w:p/>
+    <w:p>
+      <w:pPr>
+        <w:pStyle w:val="Titre2"/>
+      </w:pPr>
+      <w:bookmarkStart w:id="1090" w:name="_Toc90001090"/>
+      <w:bookmarkStart w:id="70" w:name="_Toc_ext_70"/>
+      <w:r>
+        <w:t>En résumé</w:t>
+      </w:r>
+      <w:bookmarkEnd w:id="70"/>
+      <w:bookmarkEnd w:id="1090"/>
+    </w:p>
+    <w:p>
+      <w:pPr>
+        <w:pStyle w:val="Paragraphedeliste"/>
+        <w:numPr>
+          <w:ilvl w:val="0"/>
+          <w:numId w:val="2"/>
+        </w:numPr>
+        <w:spacing w:after="60" w:line="268" w:lineRule="auto"/>
+      </w:pPr>
+      <w:r>
+        <w:rPr>
+          <w:b/>
+          <w:bCs/>
+        </w:rPr>
+        <w:t xml:space="preserve">Un module est un pack de données, pas du code : </w:t>
+      </w:r>
+      <w:r>
+        <w:t xml:space="preserve">c'est Larka qui l'affiche.</w:t>
+      </w:r>
+    </w:p>
+    <w:p>
+      <w:pPr>
+        <w:pStyle w:val="Paragraphedeliste"/>
+        <w:numPr>
+          <w:ilvl w:val="0"/>
+          <w:numId w:val="2"/>
+        </w:numPr>
+        <w:spacing w:after="60" w:line="268" w:lineRule="auto"/>
+      </w:pPr>
+      <w:r>
+        <w:rPr>
+          <w:b/>
+          <w:bCs/>
+        </w:rPr>
+        <w:t xml:space="preserve">Chaque permission est examinée et acceptée </w:t>
+      </w:r>
+      <w:r>
+        <w:t xml:space="preserve">individuellement par l'administrateur.</w:t>
+      </w:r>
+    </w:p>
+    <w:p>
+      <w:pPr>
+        <w:pStyle w:val="Paragraphedeliste"/>
+        <w:numPr>
+          <w:ilvl w:val="0"/>
+          <w:numId w:val="2"/>
+        </w:numPr>
+        <w:spacing w:after="60" w:line="268" w:lineRule="auto"/>
+      </w:pPr>
+      <w:r>
+        <w:rPr>
+          <w:b/>
+          <w:bCs/>
+        </w:rPr>
+        <w:t xml:space="preserve">Les données du module sont isolées : </w:t>
+      </w:r>
+      <w:r>
+        <w:t xml:space="preserve">il ne touche pas aux tables de Larka ni à celles des autres modules.</w:t>
+      </w:r>
+    </w:p>
+    <w:p>
+      <w:pPr>
+        <w:pStyle w:val="Paragraphedeliste"/>
+        <w:numPr>
+          <w:ilvl w:val="0"/>
+          <w:numId w:val="2"/>
+        </w:numPr>
+        <w:spacing w:after="60" w:line="268" w:lineRule="auto"/>
+      </w:pPr>
+      <w:r>
+        <w:rPr>
+          <w:b/>
+          <w:bCs/>
+        </w:rPr>
+        <w:t xml:space="preserve">Désactivation, suspension, désinstallation : </w:t>
+      </w:r>
+      <w:r>
+        <w:t xml:space="preserve">vous gardez le contrôle à tout moment, sans perte de données.</w:t>
+      </w:r>
+    </w:p>
+    <w:p>
+      <w:pPr>
+        <w:pStyle w:val="Paragraphedeliste"/>
+        <w:numPr>
+          <w:ilvl w:val="0"/>
+          <w:numId w:val="2"/>
+        </w:numPr>
+        <w:spacing w:after="60" w:line="268" w:lineRule="auto"/>
+      </w:pPr>
+      <w:r>
+        <w:rPr>
+          <w:b/>
+          <w:bCs/>
+        </w:rPr>
+        <w:t xml:space="preserve">L'accès est filtré par rôle, côté serveur : </w:t>
+      </w:r>
+      <w:r>
+        <w:t xml:space="preserve">chaque rôle ne voit que ce qui lui est destiné.</w:t>
+      </w:r>
+    </w:p>
+    <w:p>
+      <w:r>
+        <w:br w:type="page"/>
+      </w:r>
+    </w:p>
+    <w:p>
+      <w:pPr>
+        <w:pStyle w:val="Titre1"/>
+      </w:pPr>
+      <w:bookmarkStart w:id="41" w:name="_Toc235786781"/>
+      <w:r>
+        <w:lastRenderedPageBreak/>
+        <w:t>Votre profil et vos préférences</w:t>
+      </w:r>
+      <w:bookmarkEnd w:id="41"/>
+    </w:p>
+    <w:p>
+      <w:pPr>
+        <w:pStyle w:val="Titre2"/>
+      </w:pPr>
+      <w:bookmarkStart w:id="42" w:name="_Toc235786782"/>
+      <w:r>
+        <w:t>Modifier votre profil</w:t>
+      </w:r>
+      <w:bookmarkEnd w:id="42"/>
+    </w:p>
+    <w:p>
+      <w:pPr>
+        <w:spacing w:after="120" w:line="278" w:lineRule="auto"/>
+      </w:pPr>
+      <w:r>
+        <w:t>Depuis votre profil (en haut à droite), vous pouvez mettre à jour vos informations personnelles (nom, e-mail, service…) et, pour un compte Larka, changer votre mot de passe.</w:t>
+      </w:r>
+    </w:p>
+    <w:p>
+      <w:pPr>
+        <w:pStyle w:val="Titre3"/>
+      </w:pPr>
+      <w:bookmarkStart w:id="43" w:name="_Toc235786783"/>
+      <w:r>
+        <w:t>Changer de mot de passe</w:t>
+      </w:r>
+      <w:bookmarkEnd w:id="43"/>
+    </w:p>
+    <w:p>
+      <w:pPr>
+        <w:pStyle w:val="Paragraphedeliste"/>
+        <w:numPr>
+          <w:ilvl w:val="0"/>
+          <w:numId w:val="7"/>
+        </w:numPr>
+        <w:spacing w:after="80" w:line="268" w:lineRule="auto"/>
+      </w:pPr>
+      <w:r>
+        <w:t>Ouvrez votre profil.</w:t>
+      </w:r>
+    </w:p>
+    <w:p>
+      <w:pPr>
+        <w:pStyle w:val="Paragraphedeliste"/>
+        <w:numPr>
+          <w:ilvl w:val="0"/>
+          <w:numId w:val="7"/>
+        </w:numPr>
+        <w:spacing w:after="80" w:line="268" w:lineRule="auto"/>
+      </w:pPr>
+      <w:r>
+        <w:t xml:space="preserve">Choisissez </w:t>
+      </w:r>
+      <w:r>
+        <w:rPr>
+          <w:b/>
+          <w:bCs/>
+          <w:color w:val="0A1F4D"/>
+        </w:rPr>
+        <w:t>Changer le mot de passe</w:t>
+      </w:r>
+      <w:r>
+        <w:t>.</w:t>
+      </w:r>
+    </w:p>
+    <w:p>
+      <w:pPr>
+        <w:pStyle w:val="Paragraphedeliste"/>
+        <w:numPr>
+          <w:ilvl w:val="0"/>
+          <w:numId w:val="7"/>
+        </w:numPr>
+        <w:spacing w:after="80" w:line="268" w:lineRule="auto"/>
+      </w:pPr>
+      <w:r>
+        <w:t>Saisissez votre mot de passe actuel, puis le nouveau (deux fois), et validez.</w:t>
+      </w:r>
+    </w:p>
+    <w:tbl>
+      <w:tblPr>
+        <w:tblW w:w="9360" w:type="dxa"/>
+        <w:tblBorders>
+          <w:top w:val="single" w:sz="4" w:space="0" w:color="auto"/>
+          <w:left w:val="single" w:sz="4" w:space="0" w:color="auto"/>
+          <w:bottom w:val="single" w:sz="4" w:space="0" w:color="auto"/>
+          <w:right w:val="single" w:sz="4" w:space="0" w:color="auto"/>
+          <w:insideH w:val="single" w:sz="4" w:space="0" w:color="auto"/>
+          <w:insideV w:val="single" w:sz="4" w:space="0" w:color="auto"/>
+        </w:tblBorders>
+        <w:tblCellMar>
+          <w:left w:w="10" w:type="dxa"/>
+          <w:right w:w="10" w:type="dxa"/>
+        </w:tblCellMar>
+        <w:tblLook w:val="04A0" w:firstRow="1" w:lastRow="0" w:firstColumn="1" w:lastColumn="0" w:noHBand="0" w:noVBand="1"/>
+      </w:tblPr>
+      <w:tblGrid>
+        <w:gridCol w:w="9360"/>
+      </w:tblGrid>
+      <w:tr>
+        <w:tblPrEx>
+          <w:tblCellMar>
+            <w:top w:w="0" w:type="dxa"/>
+            <w:bottom w:w="0" w:type="dxa"/>
+          </w:tblCellMar>
+        </w:tblPrEx>
+        <w:trPr>
+          <w:cantSplit/>
+        </w:trPr>
+        <w:tc>
+          <w:tcPr>
+            <w:tcW w:w="9360" w:type="dxa"/>
+            <w:tcBorders>
+              <w:left w:val="single" w:sz="18" w:space="0" w:color="EF4444"/>
+            </w:tcBorders>
+            <w:shd w:val="clear" w:color="auto" w:fill="FEF3F2"/>
+            <w:tcMar>
+              <w:top w:w="110" w:type="dxa"/>
+              <w:left w:w="160" w:type="dxa"/>
+              <w:bottom w:w="110" w:type="dxa"/>
+              <w:right w:w="140" w:type="dxa"/>
+            </w:tcMar>
+          </w:tcPr>
+          <w:p>
+            <w:pPr>
+              <w:spacing w:after="60"/>
+            </w:pPr>
+            <w:r>
+              <w:rPr>
+                <w:b/>
+                <w:bCs/>
+                <w:color w:val="0A1F4D"/>
+              </w:rPr>
+              <w:t>⚠️  Attention</w:t>
+            </w:r>
+          </w:p>
+          <w:p>
+            <w:pPr>
+              <w:spacing w:after="40" w:line="268" w:lineRule="auto"/>
+            </w:pPr>
+            <w:r>
+              <w:t>Choisissez un mot de passe robuste (long, mêlant lettres, chiffres et symboles) et ne le réutilisez pas d'un autre service.</w:t>
+            </w:r>
+          </w:p>
+        </w:tc>
+      </w:tr>
+    </w:tbl>
     <w:p>
       <w:pPr>
         <w:pStyle w:val="Titre2"/>
@@ -4452,7 +6664,76 @@
         <w:spacing w:after="120" w:line="278" w:lineRule="auto"/>
       </w:pPr>
       <w:r>
-        <w:t>Un assistant conversationnel est accessible via la bulle en bas à droite de l'écran. Posez-lui une question en langage courant (par exemple « combien d'interventions sont en cours ? » ou « montre-moi les contrats qui arrivent à échéance »).</w:t>
+        <w:t xml:space="preserve">Un assistant conversationnel est accessible via la bulle en bas à droite de l'écran. Posez-lui une question en langage courant, même approximative : « combien de biens au bâtiment A ? », « où est l'extincteur 2 du centre technique ? », « quels contrats arrivent à échéance ? ». Il cherche dans le patrimoine, la maintenance, les plans et les </w:t>
+      </w:r>
+      <w:r>
+        <w:rPr>
+          <w:b/>
+          <w:bCs/>
+        </w:rPr>
+        <w:t xml:space="preserve">modules complémentaires installés</w:t>
+      </w:r>
+      <w:r>
+        <w:t xml:space="preserve">, tolère les fautes de frappe et répond avec des liens cliquables vers les fiches et les plans.</w:t>
+      </w:r>
+    </w:p>
+    <w:p>
+      <w:pPr>
+        <w:pStyle w:val="Paragraphedeliste"/>
+        <w:numPr>
+          <w:ilvl w:val="0"/>
+          <w:numId w:val="2"/>
+        </w:numPr>
+        <w:spacing w:after="60" w:line="268" w:lineRule="auto"/>
+      </w:pPr>
+      <w:r>
+        <w:t xml:space="preserve">La réponse s'affiche au fil de l'eau ; le bouton </w:t>
+      </w:r>
+      <w:r>
+        <w:rPr>
+          <w:b/>
+          <w:bCs/>
+        </w:rPr>
+        <w:t xml:space="preserve">■</w:t>
+      </w:r>
+      <w:r>
+        <w:t xml:space="preserve"> l'arrête à tout moment.</w:t>
+      </w:r>
+    </w:p>
+    <w:p>
+      <w:pPr>
+        <w:pStyle w:val="Paragraphedeliste"/>
+        <w:numPr>
+          <w:ilvl w:val="0"/>
+          <w:numId w:val="2"/>
+        </w:numPr>
+        <w:spacing w:after="60" w:line="268" w:lineRule="auto"/>
+      </w:pPr>
+      <w:r>
+        <w:t xml:space="preserve">Sous chaque réponse, une ligne discrète indique sa durée (utile pour régler un modèle local).</w:t>
+      </w:r>
+    </w:p>
+    <w:p>
+      <w:pPr>
+        <w:pStyle w:val="Paragraphedeliste"/>
+        <w:numPr>
+          <w:ilvl w:val="0"/>
+          <w:numId w:val="2"/>
+        </w:numPr>
+        <w:spacing w:after="60" w:line="268" w:lineRule="auto"/>
+      </w:pPr>
+      <w:r>
+        <w:t xml:space="preserve">Le fournisseur d'IA (local ou distant : Anthropic, OpenAI, Mistral, Google Gemini) se choisit dans </w:t>
+      </w:r>
+      <w:r>
+        <w:rPr>
+          <w:b/>
+          <w:bCs/>
+        </w:rPr>
+        <w:t xml:space="preserve">Configuration → Assistant IA</w:t>
+      </w:r>
+      <w:r>
+        <w:t xml:space="preserve">.</w:t>
       </w:r>
     </w:p>
     <w:tbl>
@@ -5234,7 +7515,7 @@
         <w:sz w:val="17"/>
         <w:szCs w:val="17"/>
       </w:rPr>
-      <w:t>Larka · v1.0</w:t>
+      <w:t>Larka · manuels v2.0</w:t>
     </w:r>
     <w:r>
       <w:rPr>
@@ -7278,6 +9559,7 @@
     <w:uiPriority w:val="9"/>
     <w:qFormat/>
     <w:pPr>
+      <w:keepNext/>
       <w:pBdr>
         <w:bottom w:val="single" w:sz="10" w:space="4" w:color="3B82F6"/>
       </w:pBdr>
@@ -7298,6 +9580,7 @@
     <w:unhideWhenUsed/>
     <w:qFormat/>
     <w:pPr>
+      <w:keepNext/>
       <w:spacing w:before="240" w:after="100"/>
       <w:outlineLvl w:val="1"/>
     </w:pPr>
@@ -7315,6 +9598,7 @@
     <w:unhideWhenUsed/>
     <w:qFormat/>
     <w:pPr>
+      <w:keepNext/>
       <w:spacing w:before="160" w:after="70"/>
       <w:outlineLvl w:val="2"/>
     </w:pPr>
@@ -7492,7 +9776,7 @@
     <w:unhideWhenUsed/>
     <w:rsid w:val="009E2F4A"/>
     <w:pPr>
-      <w:spacing w:after="100"/>
+      <w:spacing w:after="50"/>
     </w:pPr>
   </w:style>
   <w:style w:type="paragraph" w:styleId="TM2">
@@ -7504,7 +9788,7 @@
     <w:unhideWhenUsed/>
     <w:rsid w:val="009E2F4A"/>
     <w:pPr>
-      <w:spacing w:after="100"/>
+      <w:spacing w:after="50"/>
       <w:ind w:left="220"/>
     </w:pPr>
   </w:style>
@@ -7517,7 +9801,7 @@
     <w:unhideWhenUsed/>
     <w:rsid w:val="009E2F4A"/>
     <w:pPr>
-      <w:spacing w:after="100"/>
+      <w:spacing w:after="50"/>
       <w:ind w:left="440"/>
     </w:pPr>
   </w:style>
@@ -7567,7 +9851,7 @@
     </a:clrScheme>
     <a:fontScheme name="Office">
       <a:majorFont>
-        <a:latin typeface="Aptos Display" panose="02110004020202020204"/>
+        <a:latin typeface="Calibri"/>
         <a:ea typeface=""/>
         <a:cs typeface=""/>
         <a:font script="Jpan" typeface="游ゴシック Light"/>
@@ -7619,7 +9903,7 @@
         <a:font script="Tfng" typeface="Ebrima"/>
       </a:majorFont>
       <a:minorFont>
-        <a:latin typeface="Aptos" panose="02110004020202020204"/>
+        <a:latin typeface="Calibri"/>
         <a:ea typeface=""/>
         <a:cs typeface=""/>
         <a:font script="Jpan" typeface="游明朝"/>

--- a/Documentations/Manuel-Larka-Gestionnaire.docx
+++ b/Documentations/Manuel-Larka-Gestionnaire.docx
@@ -191,7 +191,7 @@
           <w:sz w:val="19"/>
           <w:szCs w:val="19"/>
         </w:rPr>
-        <w:t xml:space="preserve">Manuels version 2.2 — Larka V2.2.0 — 24 octobre 2026</w:t>
+        <w:t xml:space="preserve">Manuels version 2.1 — Larka V2.1.0 — 25 octobre 2026</w:t>
       </w:r>
     </w:p>
     <w:p>
@@ -8665,7 +8665,7 @@
         <w:sz w:val="17"/>
         <w:szCs w:val="17"/>
       </w:rPr>
-      <w:t>Larka · manuels v2.2</w:t>
+      <w:t>Larka · manuels v2.1</w:t>
     </w:r>
     <w:r>
       <w:rPr>
